--- a/CONFERENCE/People-machine  2026/ВЗАЄМОДІЯ З LLM-АСИСТЕНТАМИ ДЛЯ АВТОМАТИЗАЦІЇ ЛАНДШАФТНОЇ ГЕНЕРАЦІЇ В ІГРОВИХ РУШІЯХ.docx
+++ b/CONFERENCE/People-machine  2026/ВЗАЄМОДІЯ З LLM-АСИСТЕНТАМИ ДЛЯ АВТОМАТИЗАЦІЇ ЛАНДШАФТНОЇ ГЕНЕРАЦІЇ В ІГРОВИХ РУШІЯХ.docx
@@ -76,15 +76,26 @@
       <w:pPr>
         <w:spacing w:after="366" w:line="216" w:lineRule="auto"/>
         <w:jc w:val="center"/>
-      </w:pPr>
-      <w:r>
         <w:rPr>
           <w:rFonts w:ascii="Times New Roman" w:eastAsia="Times New Roman" w:hAnsi="Times New Roman" w:cs="Times New Roman"/>
           <w:b/>
           <w:sz w:val="32"/>
         </w:rPr>
+      </w:pPr>
+      <w:r>
+        <w:rPr>
+          <w:rFonts w:ascii="Times New Roman" w:eastAsia="Times New Roman" w:hAnsi="Times New Roman" w:cs="Times New Roman"/>
+          <w:b/>
+          <w:sz w:val="32"/>
+        </w:rPr>
         <w:t>ВЗАЄМОДІЯ З LLM-АСИСТЕНТАМИ ДЛЯ АВТОМАТИЗАЦІЇ ЛАНДШАФТНОЇ ГЕНЕРАЦІЇ В ІГРОВИХ РУШІЯХ</w:t>
       </w:r>
+    </w:p>
+    <w:p>
+      <w:pPr>
+        <w:spacing w:after="366" w:line="216" w:lineRule="auto"/>
+        <w:jc w:val="center"/>
+      </w:pPr>
     </w:p>
     <w:p>
       <w:pPr>
@@ -1724,7 +1735,21 @@
         <w:rPr>
           <w:rFonts w:ascii="Times New Roman" w:eastAsia="Times New Roman" w:hAnsi="Times New Roman" w:cs="Times New Roman"/>
         </w:rPr>
-        <w:t>Сучасна індустрія розробки ігор (</w:t>
+        <w:t xml:space="preserve">Створення просторих і </w:t>
+      </w:r>
+      <w:proofErr w:type="spellStart"/>
+      <w:r>
+        <w:rPr>
+          <w:rFonts w:ascii="Times New Roman" w:eastAsia="Times New Roman" w:hAnsi="Times New Roman" w:cs="Times New Roman"/>
+        </w:rPr>
+        <w:t>високодеталізованих</w:t>
+      </w:r>
+      <w:proofErr w:type="spellEnd"/>
+      <w:r>
+        <w:rPr>
+          <w:rFonts w:ascii="Times New Roman" w:eastAsia="Times New Roman" w:hAnsi="Times New Roman" w:cs="Times New Roman"/>
+        </w:rPr>
+        <w:t xml:space="preserve"> віртуальних середовищ є однією з ключових вимог сучасної ігрової індустрії (</w:t>
       </w:r>
       <w:proofErr w:type="spellStart"/>
       <w:r>
@@ -1738,35 +1763,49 @@
         <w:rPr>
           <w:rFonts w:ascii="Times New Roman" w:eastAsia="Times New Roman" w:hAnsi="Times New Roman" w:cs="Times New Roman"/>
         </w:rPr>
-        <w:t xml:space="preserve">) вимагає створення масштабних та деталізованих віртуальних світів. Традиційні підходи до формування ландшафтів базуються на ручному </w:t>
-      </w:r>
-      <w:proofErr w:type="spellStart"/>
-      <w:r>
-        <w:rPr>
-          <w:rFonts w:ascii="Times New Roman" w:eastAsia="Times New Roman" w:hAnsi="Times New Roman" w:cs="Times New Roman"/>
-        </w:rPr>
-        <w:t>скульптингу</w:t>
-      </w:r>
-      <w:proofErr w:type="spellEnd"/>
-      <w:r>
-        <w:rPr>
-          <w:rFonts w:ascii="Times New Roman" w:eastAsia="Times New Roman" w:hAnsi="Times New Roman" w:cs="Times New Roman"/>
-        </w:rPr>
-        <w:t xml:space="preserve"> або використанні складних </w:t>
-      </w:r>
-      <w:proofErr w:type="spellStart"/>
-      <w:r>
-        <w:rPr>
-          <w:rFonts w:ascii="Times New Roman" w:eastAsia="Times New Roman" w:hAnsi="Times New Roman" w:cs="Times New Roman"/>
-        </w:rPr>
-        <w:t>нодових</w:t>
-      </w:r>
-      <w:proofErr w:type="spellEnd"/>
-      <w:r>
-        <w:rPr>
-          <w:rFonts w:ascii="Times New Roman" w:eastAsia="Times New Roman" w:hAnsi="Times New Roman" w:cs="Times New Roman"/>
-        </w:rPr>
-        <w:t xml:space="preserve"> систем (наприклад, </w:t>
+        <w:t>). Дотепер генерація ландшафтів здебільшого спиралася на ручне моделювання (</w:t>
+      </w:r>
+      <w:proofErr w:type="spellStart"/>
+      <w:r>
+        <w:rPr>
+          <w:rFonts w:ascii="Times New Roman" w:eastAsia="Times New Roman" w:hAnsi="Times New Roman" w:cs="Times New Roman"/>
+        </w:rPr>
+        <w:t>скульптинг</w:t>
+      </w:r>
+      <w:proofErr w:type="spellEnd"/>
+      <w:r>
+        <w:rPr>
+          <w:rFonts w:ascii="Times New Roman" w:eastAsia="Times New Roman" w:hAnsi="Times New Roman" w:cs="Times New Roman"/>
+        </w:rPr>
+        <w:t xml:space="preserve">) або застосування комплексних систем на основі </w:t>
+      </w:r>
+      <w:proofErr w:type="spellStart"/>
+      <w:r>
+        <w:rPr>
+          <w:rFonts w:ascii="Times New Roman" w:eastAsia="Times New Roman" w:hAnsi="Times New Roman" w:cs="Times New Roman"/>
+        </w:rPr>
+        <w:t>нодів</w:t>
+      </w:r>
+      <w:proofErr w:type="spellEnd"/>
+      <w:r>
+        <w:rPr>
+          <w:rFonts w:ascii="Times New Roman" w:eastAsia="Times New Roman" w:hAnsi="Times New Roman" w:cs="Times New Roman"/>
+        </w:rPr>
+        <w:t xml:space="preserve"> (як-от </w:t>
+      </w:r>
+      <w:proofErr w:type="spellStart"/>
+      <w:r>
+        <w:rPr>
+          <w:rFonts w:ascii="Times New Roman" w:eastAsia="Times New Roman" w:hAnsi="Times New Roman" w:cs="Times New Roman"/>
+        </w:rPr>
+        <w:t>Houdini</w:t>
+      </w:r>
+      <w:proofErr w:type="spellEnd"/>
+      <w:r>
+        <w:rPr>
+          <w:rFonts w:ascii="Times New Roman" w:eastAsia="Times New Roman" w:hAnsi="Times New Roman" w:cs="Times New Roman"/>
+        </w:rPr>
+        <w:t xml:space="preserve"> чи </w:t>
       </w:r>
       <w:proofErr w:type="spellStart"/>
       <w:r>
@@ -1794,21 +1833,21 @@
         <w:rPr>
           <w:rFonts w:ascii="Times New Roman" w:eastAsia="Times New Roman" w:hAnsi="Times New Roman" w:cs="Times New Roman"/>
         </w:rPr>
-        <w:t xml:space="preserve"> чи </w:t>
-      </w:r>
-      <w:proofErr w:type="spellStart"/>
-      <w:r>
-        <w:rPr>
-          <w:rFonts w:ascii="Times New Roman" w:eastAsia="Times New Roman" w:hAnsi="Times New Roman" w:cs="Times New Roman"/>
-        </w:rPr>
-        <w:t>Houdini</w:t>
-      </w:r>
-      <w:proofErr w:type="spellEnd"/>
-      <w:r>
-        <w:rPr>
-          <w:rFonts w:ascii="Times New Roman" w:eastAsia="Times New Roman" w:hAnsi="Times New Roman" w:cs="Times New Roman"/>
-        </w:rPr>
-        <w:t xml:space="preserve">). Ці методи забезпечують високий контроль, але мають високий поріг входження та створюють значне когнітивне навантаження на розробника. З розвитком великих </w:t>
+        <w:t xml:space="preserve">). Хоча такі інструменти дають змогу точно контролювати кінцевий результат, вони відрізняються крутою кривою навчання, вимагають розуміння складних математичних алгоритмів і суттєво перевантажують розробника </w:t>
+      </w:r>
+      <w:proofErr w:type="spellStart"/>
+      <w:r>
+        <w:rPr>
+          <w:rFonts w:ascii="Times New Roman" w:eastAsia="Times New Roman" w:hAnsi="Times New Roman" w:cs="Times New Roman"/>
+        </w:rPr>
+        <w:t>когнітивно</w:t>
+      </w:r>
+      <w:proofErr w:type="spellEnd"/>
+      <w:r>
+        <w:rPr>
+          <w:rFonts w:ascii="Times New Roman" w:eastAsia="Times New Roman" w:hAnsi="Times New Roman" w:cs="Times New Roman"/>
+        </w:rPr>
+        <w:t xml:space="preserve">. Еволюція великих </w:t>
       </w:r>
       <w:proofErr w:type="spellStart"/>
       <w:r>
@@ -1822,7 +1861,7 @@
         <w:rPr>
           <w:rFonts w:ascii="Times New Roman" w:eastAsia="Times New Roman" w:hAnsi="Times New Roman" w:cs="Times New Roman"/>
         </w:rPr>
-        <w:t xml:space="preserve"> моделей (LLM) у дисципліні людино-машинної взаємодії (HCI) формується нова парадигма — «розмовне створення світу» (</w:t>
+        <w:t xml:space="preserve"> моделей (LLM) дала поштовх до появи в галузі людино-машинної взаємодії (HCI) інноваційного підходу — так званого «діалогового конструювання світів» (</w:t>
       </w:r>
       <w:proofErr w:type="spellStart"/>
       <w:r>
@@ -1866,7 +1905,7 @@
         <w:rPr>
           <w:rFonts w:ascii="Times New Roman" w:eastAsia="Times New Roman" w:hAnsi="Times New Roman" w:cs="Times New Roman"/>
         </w:rPr>
-        <w:t xml:space="preserve">Інтеграція LLM-асистентів в ігрові рушії трансформує роль розробника з виконавця технічних рутинних дій на </w:t>
+        <w:t xml:space="preserve">Впровадження LLM безпосередньо в середовище ігрових рушіїв змінює статус левел-дизайнера: відтепер він виконує роль </w:t>
       </w:r>
       <w:proofErr w:type="spellStart"/>
       <w:r>
@@ -1880,49 +1919,28 @@
         <w:rPr>
           <w:rFonts w:ascii="Times New Roman" w:eastAsia="Times New Roman" w:hAnsi="Times New Roman" w:cs="Times New Roman"/>
         </w:rPr>
-        <w:t xml:space="preserve">. Користувач взаємодіє із системою через </w:t>
-      </w:r>
-      <w:proofErr w:type="spellStart"/>
-      <w:r>
-        <w:rPr>
-          <w:rFonts w:ascii="Times New Roman" w:eastAsia="Times New Roman" w:hAnsi="Times New Roman" w:cs="Times New Roman"/>
-        </w:rPr>
-        <w:t>природномовні</w:t>
-      </w:r>
-      <w:proofErr w:type="spellEnd"/>
-      <w:r>
-        <w:rPr>
-          <w:rFonts w:ascii="Times New Roman" w:eastAsia="Times New Roman" w:hAnsi="Times New Roman" w:cs="Times New Roman"/>
-        </w:rPr>
-        <w:t xml:space="preserve"> запити (</w:t>
-      </w:r>
-      <w:proofErr w:type="spellStart"/>
-      <w:r>
-        <w:rPr>
-          <w:rFonts w:ascii="Times New Roman" w:eastAsia="Times New Roman" w:hAnsi="Times New Roman" w:cs="Times New Roman"/>
-        </w:rPr>
-        <w:t>промпти</w:t>
-      </w:r>
-      <w:proofErr w:type="spellEnd"/>
-      <w:r>
-        <w:rPr>
-          <w:rFonts w:ascii="Times New Roman" w:eastAsia="Times New Roman" w:hAnsi="Times New Roman" w:cs="Times New Roman"/>
-        </w:rPr>
-        <w:t xml:space="preserve">), наприклад: «Згенеруй гірський масив із глибокою річковою долиною та хвойним лісом на північних схилах». ШІ-асистент виступає медіатором, який інтерпретує цей текст у набір математичних параметрів для алгоритмів процедурної генерації (шум </w:t>
-      </w:r>
-      <w:proofErr w:type="spellStart"/>
-      <w:r>
-        <w:rPr>
-          <w:rFonts w:ascii="Times New Roman" w:eastAsia="Times New Roman" w:hAnsi="Times New Roman" w:cs="Times New Roman"/>
-        </w:rPr>
-        <w:t>Перліна</w:t>
-      </w:r>
-      <w:proofErr w:type="spellEnd"/>
-      <w:r>
-        <w:rPr>
-          <w:rFonts w:ascii="Times New Roman" w:eastAsia="Times New Roman" w:hAnsi="Times New Roman" w:cs="Times New Roman"/>
-        </w:rPr>
-        <w:t xml:space="preserve">, алгоритми водної та термічної ерозії, правила розподілу </w:t>
+        <w:t>, делегуючи технічну рутину штучному інтелекту. Управління генерацією відбувається за допомогою команд природною мовою (</w:t>
+      </w:r>
+      <w:proofErr w:type="spellStart"/>
+      <w:r>
+        <w:rPr>
+          <w:rFonts w:ascii="Times New Roman" w:eastAsia="Times New Roman" w:hAnsi="Times New Roman" w:cs="Times New Roman"/>
+        </w:rPr>
+        <w:t>промптів</w:t>
+      </w:r>
+      <w:proofErr w:type="spellEnd"/>
+      <w:r>
+        <w:rPr>
+          <w:rFonts w:ascii="Times New Roman" w:eastAsia="Times New Roman" w:hAnsi="Times New Roman" w:cs="Times New Roman"/>
+        </w:rPr>
+        <w:t xml:space="preserve">). Наприклад, користувач може задати запит: «Створи гірський хребет із широкою річковою долиною і густим хвойним лісом на північних схилах». У цьому процесі ШІ виконує функцію інтелектуального </w:t>
+      </w:r>
+      <w:r>
+        <w:rPr>
+          <w:rFonts w:ascii="Times New Roman" w:eastAsia="Times New Roman" w:hAnsi="Times New Roman" w:cs="Times New Roman"/>
+        </w:rPr>
+        <w:lastRenderedPageBreak/>
+        <w:t xml:space="preserve">посередника: він аналізує неструктурований текстовий ввід, розпізнає головні семантичні елементи (масштаб, особливості рельєфу, типи </w:t>
       </w:r>
       <w:proofErr w:type="spellStart"/>
       <w:r>
@@ -1936,7 +1954,7 @@
         <w:rPr>
           <w:rFonts w:ascii="Times New Roman" w:eastAsia="Times New Roman" w:hAnsi="Times New Roman" w:cs="Times New Roman"/>
         </w:rPr>
-        <w:t>).</w:t>
+        <w:t>) та перетворює їх на конкретні числові параметри для алгоритмів процедурної генерації ігрового рушія.</w:t>
       </w:r>
     </w:p>
     <w:p>
@@ -1952,28 +1970,96 @@
         <w:rPr>
           <w:rFonts w:ascii="Times New Roman" w:eastAsia="Times New Roman" w:hAnsi="Times New Roman" w:cs="Times New Roman"/>
         </w:rPr>
-        <w:t xml:space="preserve">Головним викликом при проєктуванні таких інтерфейсів є забезпечення ефективного ітеративного процесу. Користувач </w:t>
-      </w:r>
-      <w:proofErr w:type="spellStart"/>
-      <w:r>
-        <w:rPr>
-          <w:rFonts w:ascii="Times New Roman" w:eastAsia="Times New Roman" w:hAnsi="Times New Roman" w:cs="Times New Roman"/>
-        </w:rPr>
-        <w:t>рідко</w:t>
-      </w:r>
-      <w:proofErr w:type="spellEnd"/>
-      <w:r>
-        <w:rPr>
-          <w:rFonts w:ascii="Times New Roman" w:eastAsia="Times New Roman" w:hAnsi="Times New Roman" w:cs="Times New Roman"/>
-        </w:rPr>
-        <w:t xml:space="preserve"> отримує ідеальний результат з першого запиту. Тому UI/UX дизайн LLM-</w:t>
-      </w:r>
-      <w:r>
-        <w:rPr>
-          <w:rFonts w:ascii="Times New Roman" w:eastAsia="Times New Roman" w:hAnsi="Times New Roman" w:cs="Times New Roman"/>
-        </w:rPr>
-        <w:lastRenderedPageBreak/>
-        <w:t>асистента має підтримувати контекстну історію змін. Якщо розробник просить «зробити гори більш пологими», система повинна локально змінити карту висот, не руйнуючи попередньо згенеровану річкову мережу чи розташування об'єктів. Це вимагає від інтерфейсу візуалізації не лише фінального результату, а й проміжних шарів генерації.</w:t>
+        <w:t xml:space="preserve">Ефективна реалізація подібної взаємодії потребує розробки комплексної багаторівневої архітектури, у якій велика </w:t>
+      </w:r>
+      <w:proofErr w:type="spellStart"/>
+      <w:r>
+        <w:rPr>
+          <w:rFonts w:ascii="Times New Roman" w:eastAsia="Times New Roman" w:hAnsi="Times New Roman" w:cs="Times New Roman"/>
+        </w:rPr>
+        <w:t>мовна</w:t>
+      </w:r>
+      <w:proofErr w:type="spellEnd"/>
+      <w:r>
+        <w:rPr>
+          <w:rFonts w:ascii="Times New Roman" w:eastAsia="Times New Roman" w:hAnsi="Times New Roman" w:cs="Times New Roman"/>
+        </w:rPr>
+        <w:t xml:space="preserve"> модель виступає важливим, але не єдиним компонентом загального конвеєра (рис. 1)</w:t>
+      </w:r>
+      <w:r>
+        <w:rPr>
+          <w:rFonts w:ascii="Times New Roman" w:eastAsia="Times New Roman" w:hAnsi="Times New Roman" w:cs="Times New Roman"/>
+        </w:rPr>
+        <w:t>.</w:t>
+      </w:r>
+    </w:p>
+    <w:p>
+      <w:pPr>
+        <w:spacing w:before="240" w:after="120" w:line="240" w:lineRule="auto"/>
+        <w:ind w:firstLine="284"/>
+        <w:jc w:val="center"/>
+        <w:rPr>
+          <w:rFonts w:ascii="Times New Roman" w:eastAsia="Times New Roman" w:hAnsi="Times New Roman" w:cs="Times New Roman"/>
+        </w:rPr>
+      </w:pPr>
+      <w:r>
+        <w:rPr>
+          <w:rFonts w:ascii="Times New Roman" w:eastAsia="Times New Roman" w:hAnsi="Times New Roman" w:cs="Times New Roman"/>
+        </w:rPr>
+        <w:drawing>
+          <wp:inline distT="0" distB="0" distL="0" distR="0" wp14:anchorId="1BE242E3" wp14:editId="0971CB2B">
+            <wp:extent cx="4028361" cy="2222500"/>
+            <wp:effectExtent l="0" t="0" r="0" b="6350"/>
+            <wp:docPr id="1681481493" name="Рисунок 1"/>
+            <wp:cNvGraphicFramePr>
+              <a:graphicFrameLocks xmlns:a="http://schemas.openxmlformats.org/drawingml/2006/main" noChangeAspect="1"/>
+            </wp:cNvGraphicFramePr>
+            <a:graphic xmlns:a="http://schemas.openxmlformats.org/drawingml/2006/main">
+              <a:graphicData uri="http://schemas.openxmlformats.org/drawingml/2006/picture">
+                <pic:pic xmlns:pic="http://schemas.openxmlformats.org/drawingml/2006/picture">
+                  <pic:nvPicPr>
+                    <pic:cNvPr id="1681481493" name=""/>
+                    <pic:cNvPicPr/>
+                  </pic:nvPicPr>
+                  <pic:blipFill>
+                    <a:blip r:embed="rId6"/>
+                    <a:stretch>
+                      <a:fillRect/>
+                    </a:stretch>
+                  </pic:blipFill>
+                  <pic:spPr>
+                    <a:xfrm>
+                      <a:off x="0" y="0"/>
+                      <a:ext cx="4054720" cy="2237042"/>
+                    </a:xfrm>
+                    <a:prstGeom prst="rect">
+                      <a:avLst/>
+                    </a:prstGeom>
+                  </pic:spPr>
+                </pic:pic>
+              </a:graphicData>
+            </a:graphic>
+          </wp:inline>
+        </w:drawing>
+      </w:r>
+    </w:p>
+    <w:p>
+      <w:pPr>
+        <w:spacing w:after="471" w:line="240" w:lineRule="auto"/>
+        <w:jc w:val="center"/>
+        <w:rPr>
+          <w:rFonts w:ascii="Times New Roman" w:eastAsia="Times New Roman" w:hAnsi="Times New Roman" w:cs="Times New Roman"/>
+          <w:sz w:val="18"/>
+          <w:szCs w:val="20"/>
+        </w:rPr>
+      </w:pPr>
+      <w:r>
+        <w:rPr>
+          <w:rFonts w:ascii="Times New Roman" w:eastAsia="Times New Roman" w:hAnsi="Times New Roman" w:cs="Times New Roman"/>
+          <w:sz w:val="18"/>
+          <w:szCs w:val="20"/>
+        </w:rPr>
+        <w:t>Рисунок 1 – Структурна схема взаємодії користувача з ігровим рушієм через LLM-асистента</w:t>
       </w:r>
     </w:p>
     <w:p>
@@ -1989,105 +2075,21 @@
         <w:rPr>
           <w:rFonts w:ascii="Times New Roman" w:eastAsia="Times New Roman" w:hAnsi="Times New Roman" w:cs="Times New Roman"/>
         </w:rPr>
-        <w:t>Крім того, критичним фактором є час відгуку (</w:t>
-      </w:r>
-      <w:proofErr w:type="spellStart"/>
-      <w:r>
-        <w:rPr>
-          <w:rFonts w:ascii="Times New Roman" w:eastAsia="Times New Roman" w:hAnsi="Times New Roman" w:cs="Times New Roman"/>
-        </w:rPr>
-        <w:t>latency</w:t>
-      </w:r>
-      <w:proofErr w:type="spellEnd"/>
-      <w:r>
-        <w:rPr>
-          <w:rFonts w:ascii="Times New Roman" w:eastAsia="Times New Roman" w:hAnsi="Times New Roman" w:cs="Times New Roman"/>
-        </w:rPr>
-        <w:t>) та збереження стану «потоку» (</w:t>
-      </w:r>
-      <w:proofErr w:type="spellStart"/>
-      <w:r>
-        <w:rPr>
-          <w:rFonts w:ascii="Times New Roman" w:eastAsia="Times New Roman" w:hAnsi="Times New Roman" w:cs="Times New Roman"/>
-        </w:rPr>
-        <w:t>flow</w:t>
-      </w:r>
-      <w:proofErr w:type="spellEnd"/>
-      <w:r>
-        <w:rPr>
-          <w:rFonts w:ascii="Times New Roman" w:eastAsia="Times New Roman" w:hAnsi="Times New Roman" w:cs="Times New Roman"/>
-        </w:rPr>
-        <w:t xml:space="preserve">). Процедурна генерація </w:t>
-      </w:r>
-      <w:proofErr w:type="spellStart"/>
-      <w:r>
-        <w:rPr>
-          <w:rFonts w:ascii="Times New Roman" w:eastAsia="Times New Roman" w:hAnsi="Times New Roman" w:cs="Times New Roman"/>
-        </w:rPr>
-        <w:t>високополігональних</w:t>
-      </w:r>
-      <w:proofErr w:type="spellEnd"/>
-      <w:r>
-        <w:rPr>
-          <w:rFonts w:ascii="Times New Roman" w:eastAsia="Times New Roman" w:hAnsi="Times New Roman" w:cs="Times New Roman"/>
-        </w:rPr>
-        <w:t xml:space="preserve"> ландшафтів є </w:t>
-      </w:r>
-      <w:proofErr w:type="spellStart"/>
-      <w:r>
-        <w:rPr>
-          <w:rFonts w:ascii="Times New Roman" w:eastAsia="Times New Roman" w:hAnsi="Times New Roman" w:cs="Times New Roman"/>
-        </w:rPr>
-        <w:t>ресурсомістким</w:t>
-      </w:r>
-      <w:proofErr w:type="spellEnd"/>
-      <w:r>
-        <w:rPr>
-          <w:rFonts w:ascii="Times New Roman" w:eastAsia="Times New Roman" w:hAnsi="Times New Roman" w:cs="Times New Roman"/>
-        </w:rPr>
-        <w:t xml:space="preserve"> процесом. Щоб уникнути фрустрації користувача від тривалого очікування, інтерфейс повинен застосовувати методи прогресивного </w:t>
-      </w:r>
-      <w:proofErr w:type="spellStart"/>
-      <w:r>
-        <w:rPr>
-          <w:rFonts w:ascii="Times New Roman" w:eastAsia="Times New Roman" w:hAnsi="Times New Roman" w:cs="Times New Roman"/>
-        </w:rPr>
-        <w:t>рендерингу</w:t>
-      </w:r>
-      <w:proofErr w:type="spellEnd"/>
-      <w:r>
-        <w:rPr>
-          <w:rFonts w:ascii="Times New Roman" w:eastAsia="Times New Roman" w:hAnsi="Times New Roman" w:cs="Times New Roman"/>
-        </w:rPr>
-        <w:t xml:space="preserve">: спочатку миттєво відображати </w:t>
-      </w:r>
-      <w:proofErr w:type="spellStart"/>
-      <w:r>
-        <w:rPr>
-          <w:rFonts w:ascii="Times New Roman" w:eastAsia="Times New Roman" w:hAnsi="Times New Roman" w:cs="Times New Roman"/>
-        </w:rPr>
-        <w:t>низькополігональний</w:t>
-      </w:r>
-      <w:proofErr w:type="spellEnd"/>
-      <w:r>
-        <w:rPr>
-          <w:rFonts w:ascii="Times New Roman" w:eastAsia="Times New Roman" w:hAnsi="Times New Roman" w:cs="Times New Roman"/>
-        </w:rPr>
-        <w:t xml:space="preserve"> (</w:t>
-      </w:r>
-      <w:proofErr w:type="spellStart"/>
-      <w:r>
-        <w:rPr>
-          <w:rFonts w:ascii="Times New Roman" w:eastAsia="Times New Roman" w:hAnsi="Times New Roman" w:cs="Times New Roman"/>
-        </w:rPr>
-        <w:t>low-poly</w:t>
-      </w:r>
-      <w:proofErr w:type="spellEnd"/>
-      <w:r>
-        <w:rPr>
-          <w:rFonts w:ascii="Times New Roman" w:eastAsia="Times New Roman" w:hAnsi="Times New Roman" w:cs="Times New Roman"/>
-        </w:rPr>
-        <w:t>) ескіз ландшафту на основі запиту, а деталізацію та симуляцію ерозії виконувати асинхронно у фоновому режимі.</w:t>
+        <w:t xml:space="preserve">Відповідно до наведеної схеми, текстовий запит розробника спершу піддається семантичному аналізу на стороні LLM. При цьому обов'язково враховується контекст попередніх повідомлень поточної сесії. Після обробки </w:t>
+      </w:r>
+      <w:proofErr w:type="spellStart"/>
+      <w:r>
+        <w:rPr>
+          <w:rFonts w:ascii="Times New Roman" w:eastAsia="Times New Roman" w:hAnsi="Times New Roman" w:cs="Times New Roman"/>
+        </w:rPr>
+        <w:t>мовна</w:t>
+      </w:r>
+      <w:proofErr w:type="spellEnd"/>
+      <w:r>
+        <w:rPr>
+          <w:rFonts w:ascii="Times New Roman" w:eastAsia="Times New Roman" w:hAnsi="Times New Roman" w:cs="Times New Roman"/>
+        </w:rPr>
+        <w:t xml:space="preserve"> модель формує структурований масив даних (зокрема, у форматі JSON), який за допомогою API спрямовується до модуля процедурної генерації всередині ігрового рушія. Як тільки рушій візуалізує створений ландшафт, користувач має змогу надіслати новий запит для уточнення деталей, таким чином підтримуючи безперервний цикл ітеративного дизайну.</w:t>
       </w:r>
     </w:p>
     <w:p>
@@ -2103,7 +2105,180 @@
         <w:rPr>
           <w:rFonts w:ascii="Times New Roman" w:eastAsia="Times New Roman" w:hAnsi="Times New Roman" w:cs="Times New Roman"/>
         </w:rPr>
-        <w:t xml:space="preserve">Отже, використання LLM для автоматизації ландшафтної генерації суттєво знижує бар'єр входження у </w:t>
+        <w:t>Основна складність у розробці таких інтерфейсів полягає у збереженні контролю над творчим процесом та його безперервності. Оскільки ідеальний результат майже ніколи не досягається з першої спроби, UI/UX рішення для LLM-асистента повинні спиратися на збереження історії контексту та інструменти локального коригування. Наприклад, на запит «зробити гори більш пологими» система має адекватно відреагувати, змінивши виключно кут нахилу схилів у поточній конфігурації, не зачіпаючи вже сформовані русла річок чи розміщені ігрові об'єкти. Реалізувати таку вибірковість дозволяє метод генерації ландшафту у вигляді незалежних параметричних шарів.</w:t>
+      </w:r>
+    </w:p>
+    <w:p>
+      <w:pPr>
+        <w:spacing w:after="471" w:line="240" w:lineRule="auto"/>
+        <w:ind w:firstLine="284"/>
+        <w:jc w:val="both"/>
+        <w:rPr>
+          <w:rFonts w:ascii="Times New Roman" w:eastAsia="Times New Roman" w:hAnsi="Times New Roman" w:cs="Times New Roman"/>
+        </w:rPr>
+      </w:pPr>
+      <w:r>
+        <w:rPr>
+          <w:rFonts w:ascii="Times New Roman" w:eastAsia="Times New Roman" w:hAnsi="Times New Roman" w:cs="Times New Roman"/>
+        </w:rPr>
+        <w:t>Ще одним вагомим аспектом є мінімізація затримок (</w:t>
+      </w:r>
+      <w:proofErr w:type="spellStart"/>
+      <w:r>
+        <w:rPr>
+          <w:rFonts w:ascii="Times New Roman" w:eastAsia="Times New Roman" w:hAnsi="Times New Roman" w:cs="Times New Roman"/>
+        </w:rPr>
+        <w:t>latency</w:t>
+      </w:r>
+      <w:proofErr w:type="spellEnd"/>
+      <w:r>
+        <w:rPr>
+          <w:rFonts w:ascii="Times New Roman" w:eastAsia="Times New Roman" w:hAnsi="Times New Roman" w:cs="Times New Roman"/>
+        </w:rPr>
+        <w:t>), що необхідно для підтримання стану психологічного «потоку» (</w:t>
+      </w:r>
+      <w:proofErr w:type="spellStart"/>
+      <w:r>
+        <w:rPr>
+          <w:rFonts w:ascii="Times New Roman" w:eastAsia="Times New Roman" w:hAnsi="Times New Roman" w:cs="Times New Roman"/>
+        </w:rPr>
+        <w:t>flow</w:t>
+      </w:r>
+      <w:proofErr w:type="spellEnd"/>
+      <w:r>
+        <w:rPr>
+          <w:rFonts w:ascii="Times New Roman" w:eastAsia="Times New Roman" w:hAnsi="Times New Roman" w:cs="Times New Roman"/>
+        </w:rPr>
+        <w:t xml:space="preserve">) розробника. Оскільки створення </w:t>
+      </w:r>
+      <w:proofErr w:type="spellStart"/>
+      <w:r>
+        <w:rPr>
+          <w:rFonts w:ascii="Times New Roman" w:eastAsia="Times New Roman" w:hAnsi="Times New Roman" w:cs="Times New Roman"/>
+        </w:rPr>
+        <w:t>високополігональних</w:t>
+      </w:r>
+      <w:proofErr w:type="spellEnd"/>
+      <w:r>
+        <w:rPr>
+          <w:rFonts w:ascii="Times New Roman" w:eastAsia="Times New Roman" w:hAnsi="Times New Roman" w:cs="Times New Roman"/>
+        </w:rPr>
+        <w:t xml:space="preserve"> поверхонь із розрахунком водної та термічної ерозії потребує значних обчислювальних </w:t>
+      </w:r>
+      <w:proofErr w:type="spellStart"/>
+      <w:r>
+        <w:rPr>
+          <w:rFonts w:ascii="Times New Roman" w:eastAsia="Times New Roman" w:hAnsi="Times New Roman" w:cs="Times New Roman"/>
+        </w:rPr>
+        <w:t>потужностей</w:t>
+      </w:r>
+      <w:proofErr w:type="spellEnd"/>
+      <w:r>
+        <w:rPr>
+          <w:rFonts w:ascii="Times New Roman" w:eastAsia="Times New Roman" w:hAnsi="Times New Roman" w:cs="Times New Roman"/>
+        </w:rPr>
+        <w:t xml:space="preserve">, інтерфейс має використовувати підходи прогресивного </w:t>
+      </w:r>
+      <w:proofErr w:type="spellStart"/>
+      <w:r>
+        <w:rPr>
+          <w:rFonts w:ascii="Times New Roman" w:eastAsia="Times New Roman" w:hAnsi="Times New Roman" w:cs="Times New Roman"/>
+        </w:rPr>
+        <w:t>рендерингу</w:t>
+      </w:r>
+      <w:proofErr w:type="spellEnd"/>
+      <w:r>
+        <w:rPr>
+          <w:rFonts w:ascii="Times New Roman" w:eastAsia="Times New Roman" w:hAnsi="Times New Roman" w:cs="Times New Roman"/>
+        </w:rPr>
+        <w:t xml:space="preserve"> для уникнення тривалих зависань. Практично це означає миттєве виведення </w:t>
+      </w:r>
+      <w:proofErr w:type="spellStart"/>
+      <w:r>
+        <w:rPr>
+          <w:rFonts w:ascii="Times New Roman" w:eastAsia="Times New Roman" w:hAnsi="Times New Roman" w:cs="Times New Roman"/>
+        </w:rPr>
+        <w:t>низькополігонального</w:t>
+      </w:r>
+      <w:proofErr w:type="spellEnd"/>
+      <w:r>
+        <w:rPr>
+          <w:rFonts w:ascii="Times New Roman" w:eastAsia="Times New Roman" w:hAnsi="Times New Roman" w:cs="Times New Roman"/>
+        </w:rPr>
+        <w:t xml:space="preserve"> (</w:t>
+      </w:r>
+      <w:proofErr w:type="spellStart"/>
+      <w:r>
+        <w:rPr>
+          <w:rFonts w:ascii="Times New Roman" w:eastAsia="Times New Roman" w:hAnsi="Times New Roman" w:cs="Times New Roman"/>
+        </w:rPr>
+        <w:t>low-poly</w:t>
+      </w:r>
+      <w:proofErr w:type="spellEnd"/>
+      <w:r>
+        <w:rPr>
+          <w:rFonts w:ascii="Times New Roman" w:eastAsia="Times New Roman" w:hAnsi="Times New Roman" w:cs="Times New Roman"/>
+        </w:rPr>
+        <w:t xml:space="preserve">) чорнового варіанта сцени, щоб користувач міг одразу перевірити, чи правильно ШІ зрозумів </w:t>
+      </w:r>
+      <w:proofErr w:type="spellStart"/>
+      <w:r>
+        <w:rPr>
+          <w:rFonts w:ascii="Times New Roman" w:eastAsia="Times New Roman" w:hAnsi="Times New Roman" w:cs="Times New Roman"/>
+        </w:rPr>
+        <w:t>промпт</w:t>
+      </w:r>
+      <w:proofErr w:type="spellEnd"/>
+      <w:r>
+        <w:rPr>
+          <w:rFonts w:ascii="Times New Roman" w:eastAsia="Times New Roman" w:hAnsi="Times New Roman" w:cs="Times New Roman"/>
+        </w:rPr>
+        <w:t xml:space="preserve">. Лише після схвалення ескізу система запускає фонові асинхронні процеси для додавання дрібних деталей, </w:t>
+      </w:r>
+      <w:proofErr w:type="spellStart"/>
+      <w:r>
+        <w:rPr>
+          <w:rFonts w:ascii="Times New Roman" w:eastAsia="Times New Roman" w:hAnsi="Times New Roman" w:cs="Times New Roman"/>
+        </w:rPr>
+        <w:t>текстурування</w:t>
+      </w:r>
+      <w:proofErr w:type="spellEnd"/>
+      <w:r>
+        <w:rPr>
+          <w:rFonts w:ascii="Times New Roman" w:eastAsia="Times New Roman" w:hAnsi="Times New Roman" w:cs="Times New Roman"/>
+        </w:rPr>
+        <w:t xml:space="preserve"> та </w:t>
+      </w:r>
+      <w:proofErr w:type="spellStart"/>
+      <w:r>
+        <w:rPr>
+          <w:rFonts w:ascii="Times New Roman" w:eastAsia="Times New Roman" w:hAnsi="Times New Roman" w:cs="Times New Roman"/>
+        </w:rPr>
+        <w:t>ресурсоємних</w:t>
+      </w:r>
+      <w:proofErr w:type="spellEnd"/>
+      <w:r>
+        <w:rPr>
+          <w:rFonts w:ascii="Times New Roman" w:eastAsia="Times New Roman" w:hAnsi="Times New Roman" w:cs="Times New Roman"/>
+        </w:rPr>
+        <w:t xml:space="preserve"> фізичних симуляцій.</w:t>
+      </w:r>
+    </w:p>
+    <w:p>
+      <w:pPr>
+        <w:spacing w:after="471" w:line="240" w:lineRule="auto"/>
+        <w:ind w:firstLine="284"/>
+        <w:jc w:val="both"/>
+        <w:rPr>
+          <w:rFonts w:ascii="Times New Roman" w:eastAsia="Times New Roman" w:hAnsi="Times New Roman" w:cs="Times New Roman"/>
+        </w:rPr>
+      </w:pPr>
+      <w:r>
+        <w:rPr>
+          <w:rFonts w:ascii="Times New Roman" w:eastAsia="Times New Roman" w:hAnsi="Times New Roman" w:cs="Times New Roman"/>
+        </w:rPr>
+        <w:lastRenderedPageBreak/>
+        <w:t xml:space="preserve">Підсумовуючи, можна стверджувати, що залучення LLM до процесів процедурної генерації значно спрощує вхід у професію </w:t>
       </w:r>
       <w:proofErr w:type="spellStart"/>
       <w:r>
@@ -2131,7 +2306,7 @@
         <w:rPr>
           <w:rFonts w:ascii="Times New Roman" w:eastAsia="Times New Roman" w:hAnsi="Times New Roman" w:cs="Times New Roman"/>
         </w:rPr>
-        <w:t xml:space="preserve">. Ефективність цього підходу залежить не лише від точності </w:t>
+        <w:t xml:space="preserve"> та прискорює створення первинних прототипів локацій. Успішність такого підходу визначається не лише технічними характеристиками </w:t>
       </w:r>
       <w:proofErr w:type="spellStart"/>
       <w:r>
@@ -2145,7 +2320,7 @@
         <w:rPr>
           <w:rFonts w:ascii="Times New Roman" w:eastAsia="Times New Roman" w:hAnsi="Times New Roman" w:cs="Times New Roman"/>
         </w:rPr>
-        <w:t xml:space="preserve"> моделі, а й від ергономіки інтерфейсу, що забезпечує безшовний перехід між текстовими командами, візуальним зворотним зв'язком та ручним доопрацюванням ігрового світу</w:t>
+        <w:t xml:space="preserve"> моделі, а й якістю ергономічних рішень інтерфейсу. Правильно спроєктована система має гарантувати високу гнучкість, надійне збереження контексту та плавну інтеграцію між текстовим керуванням, візуалізацією в реальному часі та класичним ручним редагуванням згенерованого світу</w:t>
       </w:r>
       <w:r>
         <w:rPr>
@@ -2189,12 +2364,16 @@
     </w:p>
     <w:p>
       <w:pPr>
+        <w:widowControl w:val="0"/>
         <w:numPr>
           <w:ilvl w:val="0"/>
           <w:numId w:val="1"/>
         </w:numPr>
         <w:spacing w:after="0" w:line="240" w:lineRule="auto"/>
-        <w:ind w:left="11" w:hanging="11"/>
+        <w:contextualSpacing/>
+        <w:rPr>
+          <w:kern w:val="18"/>
+        </w:rPr>
       </w:pPr>
       <w:r>
         <w:rPr>
@@ -2207,6 +2386,7 @@
       <w:r>
         <w:rPr>
           <w:rFonts w:ascii="Times New Roman" w:eastAsia="Times New Roman" w:hAnsi="Times New Roman" w:cs="Times New Roman"/>
+          <w:kern w:val="18"/>
           <w:sz w:val="18"/>
         </w:rPr>
         <w:t>Буров</w:t>
@@ -2215,6 +2395,7 @@
       <w:r>
         <w:rPr>
           <w:rFonts w:ascii="Times New Roman" w:eastAsia="Times New Roman" w:hAnsi="Times New Roman" w:cs="Times New Roman"/>
+          <w:kern w:val="18"/>
           <w:sz w:val="18"/>
         </w:rPr>
         <w:t xml:space="preserve"> О. Ю. Людино-машинна взаємодія: ергономічні та когнітивні аспекти. Київ: Знання, 2021. 312 с</w:t>
@@ -2222,6 +2403,7 @@
       <w:r>
         <w:rPr>
           <w:rFonts w:ascii="Times New Roman" w:eastAsia="Times New Roman" w:hAnsi="Times New Roman" w:cs="Times New Roman"/>
+          <w:kern w:val="18"/>
           <w:sz w:val="18"/>
         </w:rPr>
         <w:t>.</w:t>
@@ -2229,17 +2411,22 @@
     </w:p>
     <w:p>
       <w:pPr>
+        <w:widowControl w:val="0"/>
         <w:numPr>
           <w:ilvl w:val="0"/>
           <w:numId w:val="1"/>
         </w:numPr>
         <w:spacing w:after="252" w:line="240" w:lineRule="auto"/>
-        <w:ind w:left="11" w:hanging="11"/>
+        <w:contextualSpacing/>
+        <w:rPr>
+          <w:kern w:val="18"/>
+        </w:rPr>
       </w:pPr>
       <w:proofErr w:type="spellStart"/>
       <w:r>
         <w:rPr>
           <w:rFonts w:ascii="Times New Roman" w:eastAsia="Times New Roman" w:hAnsi="Times New Roman" w:cs="Times New Roman"/>
+          <w:kern w:val="18"/>
           <w:sz w:val="18"/>
         </w:rPr>
         <w:t>Shaker</w:t>
@@ -2248,6 +2435,7 @@
       <w:r>
         <w:rPr>
           <w:rFonts w:ascii="Times New Roman" w:eastAsia="Times New Roman" w:hAnsi="Times New Roman" w:cs="Times New Roman"/>
+          <w:kern w:val="18"/>
           <w:sz w:val="18"/>
         </w:rPr>
         <w:t xml:space="preserve"> N., </w:t>
@@ -2256,6 +2444,7 @@
       <w:r>
         <w:rPr>
           <w:rFonts w:ascii="Times New Roman" w:eastAsia="Times New Roman" w:hAnsi="Times New Roman" w:cs="Times New Roman"/>
+          <w:kern w:val="18"/>
           <w:sz w:val="18"/>
         </w:rPr>
         <w:t>Togelius</w:t>
@@ -2264,6 +2453,7 @@
       <w:r>
         <w:rPr>
           <w:rFonts w:ascii="Times New Roman" w:eastAsia="Times New Roman" w:hAnsi="Times New Roman" w:cs="Times New Roman"/>
+          <w:kern w:val="18"/>
           <w:sz w:val="18"/>
         </w:rPr>
         <w:t xml:space="preserve"> J., </w:t>
@@ -2272,6 +2462,7 @@
       <w:r>
         <w:rPr>
           <w:rFonts w:ascii="Times New Roman" w:eastAsia="Times New Roman" w:hAnsi="Times New Roman" w:cs="Times New Roman"/>
+          <w:kern w:val="18"/>
           <w:sz w:val="18"/>
         </w:rPr>
         <w:t>Nelson</w:t>
@@ -2280,6 +2471,7 @@
       <w:r>
         <w:rPr>
           <w:rFonts w:ascii="Times New Roman" w:eastAsia="Times New Roman" w:hAnsi="Times New Roman" w:cs="Times New Roman"/>
+          <w:kern w:val="18"/>
           <w:sz w:val="18"/>
         </w:rPr>
         <w:t xml:space="preserve"> M. J. </w:t>
@@ -2288,6 +2480,7 @@
       <w:r>
         <w:rPr>
           <w:rFonts w:ascii="Times New Roman" w:eastAsia="Times New Roman" w:hAnsi="Times New Roman" w:cs="Times New Roman"/>
+          <w:kern w:val="18"/>
           <w:sz w:val="18"/>
         </w:rPr>
         <w:t>Procedural</w:t>
@@ -2296,14 +2489,16 @@
       <w:r>
         <w:rPr>
           <w:rFonts w:ascii="Times New Roman" w:eastAsia="Times New Roman" w:hAnsi="Times New Roman" w:cs="Times New Roman"/>
-          <w:sz w:val="18"/>
-        </w:rPr>
-        <w:t xml:space="preserve"> </w:t>
-      </w:r>
-      <w:proofErr w:type="spellStart"/>
-      <w:r>
-        <w:rPr>
-          <w:rFonts w:ascii="Times New Roman" w:eastAsia="Times New Roman" w:hAnsi="Times New Roman" w:cs="Times New Roman"/>
+          <w:kern w:val="18"/>
+          <w:sz w:val="18"/>
+        </w:rPr>
+        <w:t xml:space="preserve"> </w:t>
+      </w:r>
+      <w:proofErr w:type="spellStart"/>
+      <w:r>
+        <w:rPr>
+          <w:rFonts w:ascii="Times New Roman" w:eastAsia="Times New Roman" w:hAnsi="Times New Roman" w:cs="Times New Roman"/>
+          <w:kern w:val="18"/>
           <w:sz w:val="18"/>
         </w:rPr>
         <w:t>Content</w:t>
@@ -2312,14 +2507,16 @@
       <w:r>
         <w:rPr>
           <w:rFonts w:ascii="Times New Roman" w:eastAsia="Times New Roman" w:hAnsi="Times New Roman" w:cs="Times New Roman"/>
-          <w:sz w:val="18"/>
-        </w:rPr>
-        <w:t xml:space="preserve"> </w:t>
-      </w:r>
-      <w:proofErr w:type="spellStart"/>
-      <w:r>
-        <w:rPr>
-          <w:rFonts w:ascii="Times New Roman" w:eastAsia="Times New Roman" w:hAnsi="Times New Roman" w:cs="Times New Roman"/>
+          <w:kern w:val="18"/>
+          <w:sz w:val="18"/>
+        </w:rPr>
+        <w:t xml:space="preserve"> </w:t>
+      </w:r>
+      <w:proofErr w:type="spellStart"/>
+      <w:r>
+        <w:rPr>
+          <w:rFonts w:ascii="Times New Roman" w:eastAsia="Times New Roman" w:hAnsi="Times New Roman" w:cs="Times New Roman"/>
+          <w:kern w:val="18"/>
           <w:sz w:val="18"/>
         </w:rPr>
         <w:t>Generation</w:t>
@@ -2328,14 +2525,16 @@
       <w:r>
         <w:rPr>
           <w:rFonts w:ascii="Times New Roman" w:eastAsia="Times New Roman" w:hAnsi="Times New Roman" w:cs="Times New Roman"/>
-          <w:sz w:val="18"/>
-        </w:rPr>
-        <w:t xml:space="preserve"> </w:t>
-      </w:r>
-      <w:proofErr w:type="spellStart"/>
-      <w:r>
-        <w:rPr>
-          <w:rFonts w:ascii="Times New Roman" w:eastAsia="Times New Roman" w:hAnsi="Times New Roman" w:cs="Times New Roman"/>
+          <w:kern w:val="18"/>
+          <w:sz w:val="18"/>
+        </w:rPr>
+        <w:t xml:space="preserve"> </w:t>
+      </w:r>
+      <w:proofErr w:type="spellStart"/>
+      <w:r>
+        <w:rPr>
+          <w:rFonts w:ascii="Times New Roman" w:eastAsia="Times New Roman" w:hAnsi="Times New Roman" w:cs="Times New Roman"/>
+          <w:kern w:val="18"/>
           <w:sz w:val="18"/>
         </w:rPr>
         <w:t>in</w:t>
@@ -2344,14 +2543,16 @@
       <w:r>
         <w:rPr>
           <w:rFonts w:ascii="Times New Roman" w:eastAsia="Times New Roman" w:hAnsi="Times New Roman" w:cs="Times New Roman"/>
-          <w:sz w:val="18"/>
-        </w:rPr>
-        <w:t xml:space="preserve"> </w:t>
-      </w:r>
-      <w:proofErr w:type="spellStart"/>
-      <w:r>
-        <w:rPr>
-          <w:rFonts w:ascii="Times New Roman" w:eastAsia="Times New Roman" w:hAnsi="Times New Roman" w:cs="Times New Roman"/>
+          <w:kern w:val="18"/>
+          <w:sz w:val="18"/>
+        </w:rPr>
+        <w:t xml:space="preserve"> </w:t>
+      </w:r>
+      <w:proofErr w:type="spellStart"/>
+      <w:r>
+        <w:rPr>
+          <w:rFonts w:ascii="Times New Roman" w:eastAsia="Times New Roman" w:hAnsi="Times New Roman" w:cs="Times New Roman"/>
+          <w:kern w:val="18"/>
           <w:sz w:val="18"/>
         </w:rPr>
         <w:t>Games</w:t>
@@ -2360,6 +2561,7 @@
       <w:r>
         <w:rPr>
           <w:rFonts w:ascii="Times New Roman" w:eastAsia="Times New Roman" w:hAnsi="Times New Roman" w:cs="Times New Roman"/>
+          <w:kern w:val="18"/>
           <w:sz w:val="18"/>
         </w:rPr>
         <w:t xml:space="preserve">. </w:t>
@@ -2368,6 +2570,7 @@
       <w:r>
         <w:rPr>
           <w:rFonts w:ascii="Times New Roman" w:eastAsia="Times New Roman" w:hAnsi="Times New Roman" w:cs="Times New Roman"/>
+          <w:kern w:val="18"/>
           <w:sz w:val="18"/>
         </w:rPr>
         <w:t>Springer</w:t>
@@ -2376,259 +2579,534 @@
       <w:r>
         <w:rPr>
           <w:rFonts w:ascii="Times New Roman" w:eastAsia="Times New Roman" w:hAnsi="Times New Roman" w:cs="Times New Roman"/>
-          <w:sz w:val="18"/>
-        </w:rPr>
-        <w:t>, 2016. 336 p</w:t>
-      </w:r>
-      <w:r>
-        <w:rPr>
-          <w:rFonts w:ascii="Times New Roman" w:eastAsia="Times New Roman" w:hAnsi="Times New Roman" w:cs="Times New Roman"/>
-          <w:sz w:val="18"/>
-        </w:rPr>
-        <w:t>.</w:t>
+          <w:kern w:val="18"/>
+          <w:sz w:val="18"/>
+        </w:rPr>
+        <w:t>, 2016. 336 p.</w:t>
       </w:r>
     </w:p>
     <w:p>
       <w:pPr>
+        <w:widowControl w:val="0"/>
         <w:numPr>
           <w:ilvl w:val="0"/>
           <w:numId w:val="1"/>
         </w:numPr>
         <w:spacing w:after="252" w:line="240" w:lineRule="auto"/>
-        <w:ind w:left="11" w:hanging="11"/>
+        <w:contextualSpacing/>
+        <w:rPr>
+          <w:rFonts w:ascii="Times New Roman" w:hAnsi="Times New Roman" w:cs="Times New Roman"/>
+          <w:kern w:val="18"/>
+          <w:sz w:val="18"/>
+          <w:szCs w:val="20"/>
+        </w:rPr>
       </w:pPr>
       <w:proofErr w:type="spellStart"/>
       <w:r>
+        <w:rPr>
+          <w:rFonts w:ascii="Times New Roman" w:hAnsi="Times New Roman" w:cs="Times New Roman"/>
+          <w:kern w:val="18"/>
+          <w:sz w:val="18"/>
+          <w:szCs w:val="20"/>
+        </w:rPr>
         <w:t>Smith</w:t>
       </w:r>
       <w:proofErr w:type="spellEnd"/>
       <w:r>
+        <w:rPr>
+          <w:rFonts w:ascii="Times New Roman" w:hAnsi="Times New Roman" w:cs="Times New Roman"/>
+          <w:kern w:val="18"/>
+          <w:sz w:val="18"/>
+          <w:szCs w:val="20"/>
+        </w:rPr>
         <w:t xml:space="preserve"> J., </w:t>
       </w:r>
       <w:proofErr w:type="spellStart"/>
       <w:r>
+        <w:rPr>
+          <w:rFonts w:ascii="Times New Roman" w:hAnsi="Times New Roman" w:cs="Times New Roman"/>
+          <w:kern w:val="18"/>
+          <w:sz w:val="18"/>
+          <w:szCs w:val="20"/>
+        </w:rPr>
         <w:t>Doe</w:t>
       </w:r>
       <w:proofErr w:type="spellEnd"/>
       <w:r>
+        <w:rPr>
+          <w:rFonts w:ascii="Times New Roman" w:hAnsi="Times New Roman" w:cs="Times New Roman"/>
+          <w:kern w:val="18"/>
+          <w:sz w:val="18"/>
+          <w:szCs w:val="20"/>
+        </w:rPr>
         <w:t xml:space="preserve"> A. </w:t>
       </w:r>
       <w:proofErr w:type="spellStart"/>
       <w:r>
+        <w:rPr>
+          <w:rFonts w:ascii="Times New Roman" w:hAnsi="Times New Roman" w:cs="Times New Roman"/>
+          <w:kern w:val="18"/>
+          <w:sz w:val="18"/>
+          <w:szCs w:val="20"/>
+        </w:rPr>
         <w:t>Conversational</w:t>
       </w:r>
       <w:proofErr w:type="spellEnd"/>
       <w:r>
-        <w:t xml:space="preserve"> </w:t>
-      </w:r>
-      <w:proofErr w:type="spellStart"/>
-      <w:r>
+        <w:rPr>
+          <w:rFonts w:ascii="Times New Roman" w:hAnsi="Times New Roman" w:cs="Times New Roman"/>
+          <w:kern w:val="18"/>
+          <w:sz w:val="18"/>
+          <w:szCs w:val="20"/>
+        </w:rPr>
+        <w:t xml:space="preserve"> </w:t>
+      </w:r>
+      <w:proofErr w:type="spellStart"/>
+      <w:r>
+        <w:rPr>
+          <w:rFonts w:ascii="Times New Roman" w:hAnsi="Times New Roman" w:cs="Times New Roman"/>
+          <w:kern w:val="18"/>
+          <w:sz w:val="18"/>
+          <w:szCs w:val="20"/>
+        </w:rPr>
         <w:t>Interfaces</w:t>
       </w:r>
       <w:proofErr w:type="spellEnd"/>
       <w:r>
-        <w:t xml:space="preserve"> </w:t>
-      </w:r>
-      <w:proofErr w:type="spellStart"/>
-      <w:r>
+        <w:rPr>
+          <w:rFonts w:ascii="Times New Roman" w:hAnsi="Times New Roman" w:cs="Times New Roman"/>
+          <w:kern w:val="18"/>
+          <w:sz w:val="18"/>
+          <w:szCs w:val="20"/>
+        </w:rPr>
+        <w:t xml:space="preserve"> </w:t>
+      </w:r>
+      <w:proofErr w:type="spellStart"/>
+      <w:r>
+        <w:rPr>
+          <w:rFonts w:ascii="Times New Roman" w:hAnsi="Times New Roman" w:cs="Times New Roman"/>
+          <w:kern w:val="18"/>
+          <w:sz w:val="18"/>
+          <w:szCs w:val="20"/>
+        </w:rPr>
         <w:t>for</w:t>
       </w:r>
       <w:proofErr w:type="spellEnd"/>
       <w:r>
-        <w:t xml:space="preserve"> </w:t>
-      </w:r>
-      <w:proofErr w:type="spellStart"/>
-      <w:r>
+        <w:rPr>
+          <w:rFonts w:ascii="Times New Roman" w:hAnsi="Times New Roman" w:cs="Times New Roman"/>
+          <w:kern w:val="18"/>
+          <w:sz w:val="18"/>
+          <w:szCs w:val="20"/>
+        </w:rPr>
+        <w:t xml:space="preserve"> </w:t>
+      </w:r>
+      <w:proofErr w:type="spellStart"/>
+      <w:r>
+        <w:rPr>
+          <w:rFonts w:ascii="Times New Roman" w:hAnsi="Times New Roman" w:cs="Times New Roman"/>
+          <w:kern w:val="18"/>
+          <w:sz w:val="18"/>
+          <w:szCs w:val="20"/>
+        </w:rPr>
         <w:t>Procedural</w:t>
       </w:r>
       <w:proofErr w:type="spellEnd"/>
       <w:r>
-        <w:t xml:space="preserve"> </w:t>
-      </w:r>
-      <w:proofErr w:type="spellStart"/>
-      <w:r>
+        <w:rPr>
+          <w:rFonts w:ascii="Times New Roman" w:hAnsi="Times New Roman" w:cs="Times New Roman"/>
+          <w:kern w:val="18"/>
+          <w:sz w:val="18"/>
+          <w:szCs w:val="20"/>
+        </w:rPr>
+        <w:t xml:space="preserve"> </w:t>
+      </w:r>
+      <w:proofErr w:type="spellStart"/>
+      <w:r>
+        <w:rPr>
+          <w:rFonts w:ascii="Times New Roman" w:hAnsi="Times New Roman" w:cs="Times New Roman"/>
+          <w:kern w:val="18"/>
+          <w:sz w:val="18"/>
+          <w:szCs w:val="20"/>
+        </w:rPr>
         <w:t>Generation</w:t>
       </w:r>
       <w:proofErr w:type="spellEnd"/>
       <w:r>
-        <w:t xml:space="preserve"> </w:t>
-      </w:r>
-      <w:proofErr w:type="spellStart"/>
-      <w:r>
+        <w:rPr>
+          <w:rFonts w:ascii="Times New Roman" w:hAnsi="Times New Roman" w:cs="Times New Roman"/>
+          <w:kern w:val="18"/>
+          <w:sz w:val="18"/>
+          <w:szCs w:val="20"/>
+        </w:rPr>
+        <w:t xml:space="preserve"> </w:t>
+      </w:r>
+      <w:proofErr w:type="spellStart"/>
+      <w:r>
+        <w:rPr>
+          <w:rFonts w:ascii="Times New Roman" w:hAnsi="Times New Roman" w:cs="Times New Roman"/>
+          <w:kern w:val="18"/>
+          <w:sz w:val="18"/>
+          <w:szCs w:val="20"/>
+        </w:rPr>
         <w:t>in</w:t>
       </w:r>
       <w:proofErr w:type="spellEnd"/>
       <w:r>
-        <w:t xml:space="preserve"> </w:t>
-      </w:r>
-      <w:proofErr w:type="spellStart"/>
-      <w:r>
+        <w:rPr>
+          <w:rFonts w:ascii="Times New Roman" w:hAnsi="Times New Roman" w:cs="Times New Roman"/>
+          <w:kern w:val="18"/>
+          <w:sz w:val="18"/>
+          <w:szCs w:val="20"/>
+        </w:rPr>
+        <w:t xml:space="preserve"> </w:t>
+      </w:r>
+      <w:proofErr w:type="spellStart"/>
+      <w:r>
+        <w:rPr>
+          <w:rFonts w:ascii="Times New Roman" w:hAnsi="Times New Roman" w:cs="Times New Roman"/>
+          <w:kern w:val="18"/>
+          <w:sz w:val="18"/>
+          <w:szCs w:val="20"/>
+        </w:rPr>
         <w:t>Modern</w:t>
       </w:r>
       <w:proofErr w:type="spellEnd"/>
       <w:r>
-        <w:t xml:space="preserve"> </w:t>
-      </w:r>
-      <w:proofErr w:type="spellStart"/>
-      <w:r>
+        <w:rPr>
+          <w:rFonts w:ascii="Times New Roman" w:hAnsi="Times New Roman" w:cs="Times New Roman"/>
+          <w:kern w:val="18"/>
+          <w:sz w:val="18"/>
+          <w:szCs w:val="20"/>
+        </w:rPr>
+        <w:t xml:space="preserve"> </w:t>
+      </w:r>
+      <w:proofErr w:type="spellStart"/>
+      <w:r>
+        <w:rPr>
+          <w:rFonts w:ascii="Times New Roman" w:hAnsi="Times New Roman" w:cs="Times New Roman"/>
+          <w:kern w:val="18"/>
+          <w:sz w:val="18"/>
+          <w:szCs w:val="20"/>
+        </w:rPr>
         <w:t>Game</w:t>
       </w:r>
       <w:proofErr w:type="spellEnd"/>
       <w:r>
-        <w:t xml:space="preserve"> </w:t>
-      </w:r>
-      <w:proofErr w:type="spellStart"/>
-      <w:r>
+        <w:rPr>
+          <w:rFonts w:ascii="Times New Roman" w:hAnsi="Times New Roman" w:cs="Times New Roman"/>
+          <w:kern w:val="18"/>
+          <w:sz w:val="18"/>
+          <w:szCs w:val="20"/>
+        </w:rPr>
+        <w:t xml:space="preserve"> </w:t>
+      </w:r>
+      <w:proofErr w:type="spellStart"/>
+      <w:r>
+        <w:rPr>
+          <w:rFonts w:ascii="Times New Roman" w:hAnsi="Times New Roman" w:cs="Times New Roman"/>
+          <w:kern w:val="18"/>
+          <w:sz w:val="18"/>
+          <w:szCs w:val="20"/>
+        </w:rPr>
         <w:t>Engines</w:t>
       </w:r>
       <w:proofErr w:type="spellEnd"/>
       <w:r>
+        <w:rPr>
+          <w:rFonts w:ascii="Times New Roman" w:hAnsi="Times New Roman" w:cs="Times New Roman"/>
+          <w:kern w:val="18"/>
+          <w:sz w:val="18"/>
+          <w:szCs w:val="20"/>
+        </w:rPr>
         <w:t xml:space="preserve">. </w:t>
       </w:r>
       <w:proofErr w:type="spellStart"/>
       <w:r>
         <w:rPr>
+          <w:rFonts w:ascii="Times New Roman" w:hAnsi="Times New Roman" w:cs="Times New Roman"/>
           <w:i/>
           <w:iCs/>
+          <w:kern w:val="18"/>
+          <w:sz w:val="18"/>
+          <w:szCs w:val="20"/>
         </w:rPr>
         <w:t>Journal</w:t>
       </w:r>
       <w:proofErr w:type="spellEnd"/>
       <w:r>
         <w:rPr>
+          <w:rFonts w:ascii="Times New Roman" w:hAnsi="Times New Roman" w:cs="Times New Roman"/>
           <w:i/>
           <w:iCs/>
-        </w:rPr>
-        <w:t xml:space="preserve"> </w:t>
-      </w:r>
-      <w:proofErr w:type="spellStart"/>
-      <w:r>
-        <w:rPr>
+          <w:kern w:val="18"/>
+          <w:sz w:val="18"/>
+          <w:szCs w:val="20"/>
+        </w:rPr>
+        <w:t xml:space="preserve"> </w:t>
+      </w:r>
+      <w:proofErr w:type="spellStart"/>
+      <w:r>
+        <w:rPr>
+          <w:rFonts w:ascii="Times New Roman" w:hAnsi="Times New Roman" w:cs="Times New Roman"/>
           <w:i/>
           <w:iCs/>
+          <w:kern w:val="18"/>
+          <w:sz w:val="18"/>
+          <w:szCs w:val="20"/>
         </w:rPr>
         <w:t>of</w:t>
       </w:r>
       <w:proofErr w:type="spellEnd"/>
       <w:r>
         <w:rPr>
+          <w:rFonts w:ascii="Times New Roman" w:hAnsi="Times New Roman" w:cs="Times New Roman"/>
           <w:i/>
           <w:iCs/>
-        </w:rPr>
-        <w:t xml:space="preserve"> </w:t>
-      </w:r>
-      <w:proofErr w:type="spellStart"/>
-      <w:r>
-        <w:rPr>
+          <w:kern w:val="18"/>
+          <w:sz w:val="18"/>
+          <w:szCs w:val="20"/>
+        </w:rPr>
+        <w:t xml:space="preserve"> </w:t>
+      </w:r>
+      <w:proofErr w:type="spellStart"/>
+      <w:r>
+        <w:rPr>
+          <w:rFonts w:ascii="Times New Roman" w:hAnsi="Times New Roman" w:cs="Times New Roman"/>
           <w:i/>
           <w:iCs/>
+          <w:kern w:val="18"/>
+          <w:sz w:val="18"/>
+          <w:szCs w:val="20"/>
         </w:rPr>
         <w:t>Interactive</w:t>
       </w:r>
       <w:proofErr w:type="spellEnd"/>
       <w:r>
         <w:rPr>
+          <w:rFonts w:ascii="Times New Roman" w:hAnsi="Times New Roman" w:cs="Times New Roman"/>
           <w:i/>
           <w:iCs/>
-        </w:rPr>
-        <w:t xml:space="preserve"> </w:t>
-      </w:r>
-      <w:proofErr w:type="spellStart"/>
-      <w:r>
-        <w:rPr>
+          <w:kern w:val="18"/>
+          <w:sz w:val="18"/>
+          <w:szCs w:val="20"/>
+        </w:rPr>
+        <w:t xml:space="preserve"> </w:t>
+      </w:r>
+      <w:proofErr w:type="spellStart"/>
+      <w:r>
+        <w:rPr>
+          <w:rFonts w:ascii="Times New Roman" w:hAnsi="Times New Roman" w:cs="Times New Roman"/>
           <w:i/>
           <w:iCs/>
+          <w:kern w:val="18"/>
+          <w:sz w:val="18"/>
+          <w:szCs w:val="20"/>
         </w:rPr>
         <w:t>Media</w:t>
       </w:r>
       <w:proofErr w:type="spellEnd"/>
       <w:r>
         <w:rPr>
+          <w:rFonts w:ascii="Times New Roman" w:hAnsi="Times New Roman" w:cs="Times New Roman"/>
           <w:i/>
           <w:iCs/>
-        </w:rPr>
-        <w:t xml:space="preserve"> </w:t>
-      </w:r>
-      <w:proofErr w:type="spellStart"/>
-      <w:r>
-        <w:rPr>
+          <w:kern w:val="18"/>
+          <w:sz w:val="18"/>
+          <w:szCs w:val="20"/>
+        </w:rPr>
+        <w:t xml:space="preserve"> </w:t>
+      </w:r>
+      <w:proofErr w:type="spellStart"/>
+      <w:r>
+        <w:rPr>
+          <w:rFonts w:ascii="Times New Roman" w:hAnsi="Times New Roman" w:cs="Times New Roman"/>
           <w:i/>
           <w:iCs/>
+          <w:kern w:val="18"/>
+          <w:sz w:val="18"/>
+          <w:szCs w:val="20"/>
         </w:rPr>
         <w:t>and</w:t>
       </w:r>
       <w:proofErr w:type="spellEnd"/>
       <w:r>
         <w:rPr>
+          <w:rFonts w:ascii="Times New Roman" w:hAnsi="Times New Roman" w:cs="Times New Roman"/>
           <w:i/>
           <w:iCs/>
+          <w:kern w:val="18"/>
+          <w:sz w:val="18"/>
+          <w:szCs w:val="20"/>
         </w:rPr>
         <w:t xml:space="preserve"> HCI</w:t>
       </w:r>
       <w:r>
+        <w:rPr>
+          <w:rFonts w:ascii="Times New Roman" w:hAnsi="Times New Roman" w:cs="Times New Roman"/>
+          <w:kern w:val="18"/>
+          <w:sz w:val="18"/>
+          <w:szCs w:val="20"/>
+        </w:rPr>
         <w:t xml:space="preserve">, 2024, </w:t>
       </w:r>
       <w:proofErr w:type="spellStart"/>
       <w:r>
+        <w:rPr>
+          <w:rFonts w:ascii="Times New Roman" w:hAnsi="Times New Roman" w:cs="Times New Roman"/>
+          <w:kern w:val="18"/>
+          <w:sz w:val="18"/>
+          <w:szCs w:val="20"/>
+        </w:rPr>
         <w:t>Vol</w:t>
       </w:r>
       <w:proofErr w:type="spellEnd"/>
       <w:r>
+        <w:rPr>
+          <w:rFonts w:ascii="Times New Roman" w:hAnsi="Times New Roman" w:cs="Times New Roman"/>
+          <w:kern w:val="18"/>
+          <w:sz w:val="18"/>
+          <w:szCs w:val="20"/>
+        </w:rPr>
         <w:t xml:space="preserve">. 18(1), </w:t>
       </w:r>
       <w:proofErr w:type="spellStart"/>
       <w:r>
+        <w:rPr>
+          <w:rFonts w:ascii="Times New Roman" w:hAnsi="Times New Roman" w:cs="Times New Roman"/>
+          <w:kern w:val="18"/>
+          <w:sz w:val="18"/>
+          <w:szCs w:val="20"/>
+        </w:rPr>
         <w:t>pp</w:t>
       </w:r>
       <w:proofErr w:type="spellEnd"/>
       <w:r>
+        <w:rPr>
+          <w:rFonts w:ascii="Times New Roman" w:hAnsi="Times New Roman" w:cs="Times New Roman"/>
+          <w:kern w:val="18"/>
+          <w:sz w:val="18"/>
+          <w:szCs w:val="20"/>
+        </w:rPr>
         <w:t>. 75-92</w:t>
       </w:r>
       <w:r>
+        <w:rPr>
+          <w:rFonts w:ascii="Times New Roman" w:hAnsi="Times New Roman" w:cs="Times New Roman"/>
+          <w:kern w:val="18"/>
+          <w:sz w:val="18"/>
+          <w:szCs w:val="20"/>
+        </w:rPr>
         <w:t>.</w:t>
       </w:r>
     </w:p>
     <w:p>
       <w:pPr>
+        <w:widowControl w:val="0"/>
         <w:numPr>
           <w:ilvl w:val="0"/>
           <w:numId w:val="1"/>
         </w:numPr>
         <w:spacing w:after="252" w:line="240" w:lineRule="auto"/>
-        <w:ind w:left="11" w:hanging="11"/>
+        <w:contextualSpacing/>
+        <w:rPr>
+          <w:rFonts w:ascii="Times New Roman" w:hAnsi="Times New Roman" w:cs="Times New Roman"/>
+          <w:kern w:val="18"/>
+          <w:sz w:val="18"/>
+          <w:szCs w:val="20"/>
+        </w:rPr>
       </w:pPr>
       <w:r>
+        <w:rPr>
+          <w:rFonts w:ascii="Times New Roman" w:hAnsi="Times New Roman" w:cs="Times New Roman"/>
+          <w:kern w:val="18"/>
+          <w:sz w:val="18"/>
+          <w:szCs w:val="20"/>
+        </w:rPr>
         <w:t xml:space="preserve">Ван Дер </w:t>
       </w:r>
       <w:proofErr w:type="spellStart"/>
       <w:r>
+        <w:rPr>
+          <w:rFonts w:ascii="Times New Roman" w:hAnsi="Times New Roman" w:cs="Times New Roman"/>
+          <w:kern w:val="18"/>
+          <w:sz w:val="18"/>
+          <w:szCs w:val="20"/>
+        </w:rPr>
         <w:t>Бург</w:t>
       </w:r>
       <w:proofErr w:type="spellEnd"/>
       <w:r>
+        <w:rPr>
+          <w:rFonts w:ascii="Times New Roman" w:hAnsi="Times New Roman" w:cs="Times New Roman"/>
+          <w:kern w:val="18"/>
+          <w:sz w:val="18"/>
+          <w:szCs w:val="20"/>
+        </w:rPr>
         <w:t xml:space="preserve"> А. Оптимізація </w:t>
       </w:r>
       <w:proofErr w:type="spellStart"/>
       <w:r>
+        <w:rPr>
+          <w:rFonts w:ascii="Times New Roman" w:hAnsi="Times New Roman" w:cs="Times New Roman"/>
+          <w:kern w:val="18"/>
+          <w:sz w:val="18"/>
+          <w:szCs w:val="20"/>
+        </w:rPr>
         <w:t>рендерингу</w:t>
       </w:r>
       <w:proofErr w:type="spellEnd"/>
       <w:r>
+        <w:rPr>
+          <w:rFonts w:ascii="Times New Roman" w:hAnsi="Times New Roman" w:cs="Times New Roman"/>
+          <w:kern w:val="18"/>
+          <w:sz w:val="18"/>
+          <w:szCs w:val="20"/>
+        </w:rPr>
         <w:t xml:space="preserve"> та процедурної генерації ландшафтів у реальному часі. </w:t>
       </w:r>
       <w:r>
         <w:rPr>
+          <w:rFonts w:ascii="Times New Roman" w:hAnsi="Times New Roman" w:cs="Times New Roman"/>
           <w:i/>
           <w:iCs/>
+          <w:kern w:val="18"/>
+          <w:sz w:val="18"/>
+          <w:szCs w:val="20"/>
         </w:rPr>
         <w:t>Сучасні інформаційні технології</w:t>
       </w:r>
       <w:r>
+        <w:rPr>
+          <w:rFonts w:ascii="Times New Roman" w:hAnsi="Times New Roman" w:cs="Times New Roman"/>
+          <w:kern w:val="18"/>
+          <w:sz w:val="18"/>
+          <w:szCs w:val="20"/>
+        </w:rPr>
         <w:t>, 2023, № 4, С. 45-53</w:t>
       </w:r>
       <w:r>
+        <w:rPr>
+          <w:rFonts w:ascii="Times New Roman" w:hAnsi="Times New Roman" w:cs="Times New Roman"/>
+          <w:kern w:val="18"/>
+          <w:sz w:val="18"/>
+          <w:szCs w:val="20"/>
+        </w:rPr>
         <w:t>.</w:t>
       </w:r>
+    </w:p>
+    <w:p>
+      <w:pPr>
+        <w:widowControl w:val="0"/>
+        <w:spacing w:after="252" w:line="240" w:lineRule="auto"/>
+        <w:contextualSpacing/>
+        <w:rPr>
+          <w:rFonts w:ascii="Times New Roman" w:hAnsi="Times New Roman" w:cs="Times New Roman"/>
+          <w:kern w:val="18"/>
+          <w:sz w:val="18"/>
+          <w:szCs w:val="20"/>
+        </w:rPr>
+      </w:pPr>
     </w:p>
     <w:p>
       <w:pPr>
@@ -3531,17 +4009,18 @@
   <w:abstractNum w:abstractNumId="0" w15:restartNumberingAfterBreak="0">
     <w:nsid w:val="6D63336D"/>
     <w:multiLevelType w:val="hybridMultilevel"/>
-    <w:tmpl w:val="8D56995C"/>
-    <w:lvl w:ilvl="0" w:tplc="E8F0F520">
+    <w:tmpl w:val="404E3BFA"/>
+    <w:lvl w:ilvl="0" w:tplc="D8340434">
       <w:start w:val="1"/>
       <w:numFmt w:val="decimal"/>
+      <w:suff w:val="nothing"/>
       <w:lvlText w:val="[%1]"/>
       <w:lvlJc w:val="left"/>
       <w:pPr>
-        <w:ind w:left="10"/>
+        <w:ind w:left="113" w:hanging="56"/>
       </w:pPr>
       <w:rPr>
-        <w:rFonts w:ascii="Times New Roman" w:eastAsia="Times New Roman" w:hAnsi="Times New Roman" w:cs="Times New Roman"/>
+        <w:rFonts w:ascii="Times New Roman" w:eastAsia="Times New Roman" w:hAnsi="Times New Roman" w:cs="Times New Roman" w:hint="default"/>
         <w:b w:val="0"/>
         <w:i w:val="0"/>
         <w:strike w:val="0"/>

--- a/CONFERENCE/People-machine  2026/ВЗАЄМОДІЯ З LLM-АСИСТЕНТАМИ ДЛЯ АВТОМАТИЗАЦІЇ ЛАНДШАФТНОЇ ГЕНЕРАЦІЇ В ІГРОВИХ РУШІЯХ.docx
+++ b/CONFERENCE/People-machine  2026/ВЗАЄМОДІЯ З LLM-АСИСТЕНТАМИ ДЛЯ АВТОМАТИЗАЦІЇ ЛАНДШАФТНОЇ ГЕНЕРАЦІЇ В ІГРОВИХ РУШІЯХ.docx
@@ -22,7 +22,7 @@
     </w:p>
     <w:p>
       <w:pPr>
-        <w:spacing w:after="450"/>
+        <w:spacing w:after="0"/>
         <w:ind w:firstLine="709"/>
         <w:jc w:val="right"/>
         <w:rPr>
@@ -38,6 +38,26 @@
           <w:sz w:val="28"/>
         </w:rPr>
         <w:t>Коваль О. Д.</w:t>
+      </w:r>
+    </w:p>
+    <w:p>
+      <w:pPr>
+        <w:spacing w:after="0"/>
+        <w:ind w:firstLine="709"/>
+        <w:jc w:val="right"/>
+        <w:rPr>
+          <w:rFonts w:ascii="Times New Roman" w:eastAsia="Times New Roman" w:hAnsi="Times New Roman" w:cs="Times New Roman"/>
+          <w:b/>
+          <w:sz w:val="28"/>
+        </w:rPr>
+      </w:pPr>
+      <w:r>
+        <w:rPr>
+          <w:rFonts w:ascii="Times New Roman" w:eastAsia="Times New Roman" w:hAnsi="Times New Roman" w:cs="Times New Roman"/>
+          <w:b/>
+          <w:sz w:val="28"/>
+        </w:rPr>
+        <w:t>Ткаченко О.М.</w:t>
       </w:r>
     </w:p>
     <w:p>
@@ -51,26 +71,6 @@
           <w:sz w:val="28"/>
         </w:rPr>
       </w:pPr>
-      <w:r>
-        <w:rPr>
-          <w:rFonts w:ascii="Times New Roman" w:eastAsia="Times New Roman" w:hAnsi="Times New Roman" w:cs="Times New Roman"/>
-          <w:b/>
-          <w:sz w:val="28"/>
-        </w:rPr>
-        <w:t>Ткаченко О.М.</w:t>
-      </w:r>
-    </w:p>
-    <w:p>
-      <w:pPr>
-        <w:spacing w:after="450"/>
-        <w:ind w:firstLine="709"/>
-        <w:jc w:val="right"/>
-        <w:rPr>
-          <w:rFonts w:ascii="Times New Roman" w:eastAsia="Times New Roman" w:hAnsi="Times New Roman" w:cs="Times New Roman"/>
-          <w:b/>
-          <w:sz w:val="28"/>
-        </w:rPr>
-      </w:pPr>
     </w:p>
     <w:p>
       <w:pPr>
@@ -80,6 +80,7 @@
           <w:rFonts w:ascii="Times New Roman" w:eastAsia="Times New Roman" w:hAnsi="Times New Roman" w:cs="Times New Roman"/>
           <w:b/>
           <w:sz w:val="32"/>
+          <w:lang w:val="en-US"/>
         </w:rPr>
       </w:pPr>
       <w:r>
@@ -90,12 +91,6 @@
         </w:rPr>
         <w:t>ВЗАЄМОДІЯ З LLM-АСИСТЕНТАМИ ДЛЯ АВТОМАТИЗАЦІЇ ЛАНДШАФТНОЇ ГЕНЕРАЦІЇ В ІГРОВИХ РУШІЯХ</w:t>
       </w:r>
-    </w:p>
-    <w:p>
-      <w:pPr>
-        <w:spacing w:after="366" w:line="216" w:lineRule="auto"/>
-        <w:jc w:val="center"/>
-      </w:pPr>
     </w:p>
     <w:p>
       <w:pPr>
@@ -104,6 +99,7 @@
         <w:jc w:val="center"/>
         <w:rPr>
           <w:rFonts w:ascii="Times New Roman" w:eastAsia="Times New Roman" w:hAnsi="Times New Roman" w:cs="Times New Roman"/>
+          <w:lang w:val="en-US"/>
         </w:rPr>
       </w:pPr>
       <w:r>
@@ -112,13 +108,6 @@
         </w:rPr>
         <w:t>Вінницький національний технічний університет</w:t>
       </w:r>
-    </w:p>
-    <w:p>
-      <w:pPr>
-        <w:spacing w:after="165"/>
-        <w:ind w:left="10" w:hanging="10"/>
-        <w:jc w:val="center"/>
-      </w:pPr>
     </w:p>
     <w:p>
       <w:pPr>
@@ -1933,14 +1922,7 @@
         <w:rPr>
           <w:rFonts w:ascii="Times New Roman" w:eastAsia="Times New Roman" w:hAnsi="Times New Roman" w:cs="Times New Roman"/>
         </w:rPr>
-        <w:t xml:space="preserve">). Наприклад, користувач може задати запит: «Створи гірський хребет із широкою річковою долиною і густим хвойним лісом на північних схилах». У цьому процесі ШІ виконує функцію інтелектуального </w:t>
-      </w:r>
-      <w:r>
-        <w:rPr>
-          <w:rFonts w:ascii="Times New Roman" w:eastAsia="Times New Roman" w:hAnsi="Times New Roman" w:cs="Times New Roman"/>
-        </w:rPr>
-        <w:lastRenderedPageBreak/>
-        <w:t xml:space="preserve">посередника: він аналізує неструктурований текстовий ввід, розпізнає головні семантичні елементи (масштаб, особливості рельєфу, типи </w:t>
+        <w:t xml:space="preserve">). Наприклад, користувач може задати запит: «Створи гірський хребет із широкою річковою долиною і густим хвойним лісом на північних схилах». У цьому процесі ШІ виконує функцію інтелектуального посередника: він аналізує неструктурований текстовий ввід, розпізнає головні семантичні елементи (масштаб, особливості рельєфу, типи </w:t>
       </w:r>
       <w:proofErr w:type="spellStart"/>
       <w:r>
@@ -2005,7 +1987,9 @@
       <w:r>
         <w:rPr>
           <w:rFonts w:ascii="Times New Roman" w:eastAsia="Times New Roman" w:hAnsi="Times New Roman" w:cs="Times New Roman"/>
-        </w:rPr>
+          <w:noProof/>
+        </w:rPr>
+        <w:lastRenderedPageBreak/>
         <w:drawing>
           <wp:inline distT="0" distB="0" distL="0" distR="0" wp14:anchorId="1BE242E3" wp14:editId="0971CB2B">
             <wp:extent cx="4028361" cy="2222500"/>
@@ -2277,7 +2261,6 @@
         <w:rPr>
           <w:rFonts w:ascii="Times New Roman" w:eastAsia="Times New Roman" w:hAnsi="Times New Roman" w:cs="Times New Roman"/>
         </w:rPr>
-        <w:lastRenderedPageBreak/>
         <w:t xml:space="preserve">Підсумовуючи, можна стверджувати, що залучення LLM до процесів процедурної генерації значно спрощує вхід у професію </w:t>
       </w:r>
       <w:proofErr w:type="spellStart"/>
@@ -2352,6 +2335,7 @@
         <w:rPr>
           <w:rFonts w:ascii="Times New Roman" w:eastAsia="Times New Roman" w:hAnsi="Times New Roman" w:cs="Times New Roman"/>
         </w:rPr>
+        <w:lastRenderedPageBreak/>
         <w:t>СПИСОК ВИКОРИСТАНОЇ ЛІТЕРАТУРИ</w:t>
       </w:r>
     </w:p>
@@ -3114,6 +3098,8 @@
         <w:ind w:firstLine="284"/>
         <w:rPr>
           <w:rFonts w:ascii="Times New Roman" w:hAnsi="Times New Roman" w:cs="Times New Roman"/>
+          <w:b/>
+          <w:bCs/>
           <w:sz w:val="20"/>
           <w:szCs w:val="22"/>
           <w:lang w:val="en-US"/>
@@ -3161,7 +3147,27 @@
           <w:sz w:val="20"/>
           <w:szCs w:val="22"/>
         </w:rPr>
-        <w:t xml:space="preserve">, факультет інформаційних технологій та комп’ютерної інженерії, Вінницький національний технічний університет, Вінниця.  </w:t>
+        <w:t>, факультет інформаційних технологій та комп’ютерної інженерії, Вінницький національний технічний університет, Вінниця</w:t>
+      </w:r>
+      <w:r>
+        <w:rPr>
+          <w:rFonts w:ascii="Times New Roman" w:hAnsi="Times New Roman" w:cs="Times New Roman"/>
+          <w:sz w:val="20"/>
+          <w:szCs w:val="22"/>
+          <w:lang w:val="en-US"/>
+        </w:rPr>
+        <w:t>, email:</w:t>
+      </w:r>
+      <w:r>
+        <w:rPr>
+          <w:rFonts w:ascii="Times New Roman" w:hAnsi="Times New Roman" w:cs="Times New Roman"/>
+          <w:b/>
+          <w:bCs/>
+          <w:sz w:val="20"/>
+          <w:szCs w:val="22"/>
+          <w:lang w:val="en-US"/>
+        </w:rPr>
+        <w:t>oleksandr.kov.dm@gmail.com</w:t>
       </w:r>
     </w:p>
     <w:p>
@@ -3184,6 +3190,7 @@
           <w:rFonts w:ascii="Times New Roman" w:hAnsi="Times New Roman" w:cs="Times New Roman"/>
           <w:sz w:val="20"/>
           <w:szCs w:val="22"/>
+          <w:lang w:val="en-US"/>
         </w:rPr>
       </w:pPr>
       <w:r>
@@ -3235,8 +3242,19 @@
           <w:rFonts w:ascii="Times New Roman" w:hAnsi="Times New Roman" w:cs="Times New Roman"/>
           <w:sz w:val="20"/>
           <w:szCs w:val="22"/>
-        </w:rPr>
-        <w:t>.</w:t>
+          <w:lang w:val="en-US"/>
+        </w:rPr>
+        <w:t>, email:</w:t>
+      </w:r>
+      <w:r>
+        <w:rPr>
+          <w:rFonts w:ascii="Times New Roman" w:hAnsi="Times New Roman" w:cs="Times New Roman"/>
+          <w:b/>
+          <w:bCs/>
+          <w:sz w:val="20"/>
+          <w:szCs w:val="22"/>
+        </w:rPr>
+        <w:t>ant@vntu.edu.ua</w:t>
       </w:r>
     </w:p>
     <w:p>
@@ -3257,378 +3275,389 @@
         <w:ind w:firstLine="284"/>
         <w:rPr>
           <w:rFonts w:ascii="Times New Roman" w:hAnsi="Times New Roman" w:cs="Times New Roman"/>
+          <w:b/>
+          <w:sz w:val="20"/>
+          <w:szCs w:val="22"/>
+          <w:lang w:val="en-US"/>
+        </w:rPr>
+      </w:pPr>
+      <w:r>
+        <w:rPr>
+          <w:rFonts w:ascii="Times New Roman" w:hAnsi="Times New Roman" w:cs="Times New Roman"/>
+          <w:b/>
+          <w:sz w:val="20"/>
+          <w:szCs w:val="22"/>
+        </w:rPr>
+        <w:t xml:space="preserve">Koval </w:t>
+      </w:r>
+      <w:proofErr w:type="spellStart"/>
+      <w:r>
+        <w:rPr>
+          <w:rFonts w:ascii="Times New Roman" w:hAnsi="Times New Roman" w:cs="Times New Roman"/>
+          <w:b/>
+          <w:sz w:val="20"/>
+          <w:szCs w:val="22"/>
+        </w:rPr>
+        <w:t>Oleksandr</w:t>
+      </w:r>
+      <w:proofErr w:type="spellEnd"/>
+      <w:r>
+        <w:rPr>
+          <w:rFonts w:ascii="Times New Roman" w:hAnsi="Times New Roman" w:cs="Times New Roman"/>
+          <w:b/>
+          <w:sz w:val="20"/>
+          <w:szCs w:val="22"/>
+        </w:rPr>
+        <w:t xml:space="preserve"> </w:t>
+      </w:r>
+      <w:proofErr w:type="spellStart"/>
+      <w:r>
+        <w:rPr>
+          <w:rFonts w:ascii="Times New Roman" w:hAnsi="Times New Roman" w:cs="Times New Roman"/>
+          <w:b/>
+          <w:sz w:val="20"/>
+          <w:szCs w:val="22"/>
+        </w:rPr>
+        <w:t>Dmytrovych</w:t>
+      </w:r>
+      <w:proofErr w:type="spellEnd"/>
+      <w:r>
+        <w:rPr>
+          <w:rFonts w:ascii="Times New Roman" w:hAnsi="Times New Roman" w:cs="Times New Roman"/>
+          <w:b/>
+          <w:sz w:val="20"/>
+          <w:szCs w:val="22"/>
+        </w:rPr>
+        <w:t xml:space="preserve"> </w:t>
+      </w:r>
+      <w:r>
+        <w:rPr>
+          <w:rFonts w:ascii="Times New Roman" w:hAnsi="Times New Roman" w:cs="Times New Roman"/>
+          <w:b/>
+          <w:sz w:val="20"/>
+          <w:szCs w:val="22"/>
+        </w:rPr>
+        <w:t xml:space="preserve"> – </w:t>
+      </w:r>
+      <w:r>
+        <w:rPr>
+          <w:rFonts w:ascii="Times New Roman" w:hAnsi="Times New Roman" w:cs="Times New Roman"/>
+          <w:b/>
+          <w:sz w:val="20"/>
+          <w:szCs w:val="22"/>
+        </w:rPr>
+        <w:t xml:space="preserve"> </w:t>
+      </w:r>
+      <w:proofErr w:type="spellStart"/>
+      <w:r>
+        <w:rPr>
+          <w:rFonts w:ascii="Times New Roman" w:hAnsi="Times New Roman" w:cs="Times New Roman"/>
           <w:bCs/>
           <w:sz w:val="20"/>
           <w:szCs w:val="22"/>
+        </w:rPr>
+        <w:t>student</w:t>
+      </w:r>
+      <w:proofErr w:type="spellEnd"/>
+      <w:r>
+        <w:rPr>
+          <w:rFonts w:ascii="Times New Roman" w:hAnsi="Times New Roman" w:cs="Times New Roman"/>
+          <w:bCs/>
+          <w:sz w:val="20"/>
+          <w:szCs w:val="22"/>
+        </w:rPr>
+        <w:t xml:space="preserve"> </w:t>
+      </w:r>
+      <w:proofErr w:type="spellStart"/>
+      <w:r>
+        <w:rPr>
+          <w:rFonts w:ascii="Times New Roman" w:hAnsi="Times New Roman" w:cs="Times New Roman"/>
+          <w:bCs/>
+          <w:sz w:val="20"/>
+          <w:szCs w:val="22"/>
+        </w:rPr>
+        <w:t>of</w:t>
+      </w:r>
+      <w:proofErr w:type="spellEnd"/>
+      <w:r>
+        <w:rPr>
+          <w:rFonts w:ascii="Times New Roman" w:hAnsi="Times New Roman" w:cs="Times New Roman"/>
+          <w:bCs/>
+          <w:sz w:val="20"/>
+          <w:szCs w:val="22"/>
+        </w:rPr>
+        <w:t xml:space="preserve"> </w:t>
+      </w:r>
+      <w:proofErr w:type="spellStart"/>
+      <w:r>
+        <w:rPr>
+          <w:rFonts w:ascii="Times New Roman" w:hAnsi="Times New Roman" w:cs="Times New Roman"/>
+          <w:bCs/>
+          <w:sz w:val="20"/>
+          <w:szCs w:val="22"/>
+        </w:rPr>
+        <w:t>group</w:t>
+      </w:r>
+      <w:proofErr w:type="spellEnd"/>
+      <w:r>
+        <w:rPr>
+          <w:rFonts w:ascii="Times New Roman" w:hAnsi="Times New Roman" w:cs="Times New Roman"/>
+          <w:bCs/>
+          <w:sz w:val="20"/>
+          <w:szCs w:val="22"/>
+        </w:rPr>
+        <w:t xml:space="preserve"> 2PI-25B, </w:t>
+      </w:r>
+      <w:proofErr w:type="spellStart"/>
+      <w:r>
+        <w:rPr>
+          <w:rFonts w:ascii="Times New Roman" w:hAnsi="Times New Roman" w:cs="Times New Roman"/>
+          <w:bCs/>
+          <w:sz w:val="20"/>
+          <w:szCs w:val="22"/>
+        </w:rPr>
+        <w:t>Faculty</w:t>
+      </w:r>
+      <w:proofErr w:type="spellEnd"/>
+      <w:r>
+        <w:rPr>
+          <w:rFonts w:ascii="Times New Roman" w:hAnsi="Times New Roman" w:cs="Times New Roman"/>
+          <w:bCs/>
+          <w:sz w:val="20"/>
+          <w:szCs w:val="22"/>
+        </w:rPr>
+        <w:t xml:space="preserve"> </w:t>
+      </w:r>
+      <w:proofErr w:type="spellStart"/>
+      <w:r>
+        <w:rPr>
+          <w:rFonts w:ascii="Times New Roman" w:hAnsi="Times New Roman" w:cs="Times New Roman"/>
+          <w:bCs/>
+          <w:sz w:val="20"/>
+          <w:szCs w:val="22"/>
+        </w:rPr>
+        <w:t>of</w:t>
+      </w:r>
+      <w:proofErr w:type="spellEnd"/>
+      <w:r>
+        <w:rPr>
+          <w:rFonts w:ascii="Times New Roman" w:hAnsi="Times New Roman" w:cs="Times New Roman"/>
+          <w:bCs/>
+          <w:sz w:val="20"/>
+          <w:szCs w:val="22"/>
+        </w:rPr>
+        <w:t xml:space="preserve"> </w:t>
+      </w:r>
+      <w:proofErr w:type="spellStart"/>
+      <w:r>
+        <w:rPr>
+          <w:rFonts w:ascii="Times New Roman" w:hAnsi="Times New Roman" w:cs="Times New Roman"/>
+          <w:bCs/>
+          <w:sz w:val="20"/>
+          <w:szCs w:val="22"/>
+        </w:rPr>
+        <w:t>Information</w:t>
+      </w:r>
+      <w:proofErr w:type="spellEnd"/>
+      <w:r>
+        <w:rPr>
+          <w:rFonts w:ascii="Times New Roman" w:hAnsi="Times New Roman" w:cs="Times New Roman"/>
+          <w:bCs/>
+          <w:sz w:val="20"/>
+          <w:szCs w:val="22"/>
+        </w:rPr>
+        <w:t xml:space="preserve"> </w:t>
+      </w:r>
+      <w:proofErr w:type="spellStart"/>
+      <w:r>
+        <w:rPr>
+          <w:rFonts w:ascii="Times New Roman" w:hAnsi="Times New Roman" w:cs="Times New Roman"/>
+          <w:bCs/>
+          <w:sz w:val="20"/>
+          <w:szCs w:val="22"/>
+        </w:rPr>
+        <w:t>Technology</w:t>
+      </w:r>
+      <w:proofErr w:type="spellEnd"/>
+      <w:r>
+        <w:rPr>
+          <w:rFonts w:ascii="Times New Roman" w:hAnsi="Times New Roman" w:cs="Times New Roman"/>
+          <w:bCs/>
+          <w:sz w:val="20"/>
+          <w:szCs w:val="22"/>
+        </w:rPr>
+        <w:t xml:space="preserve"> </w:t>
+      </w:r>
+      <w:proofErr w:type="spellStart"/>
+      <w:r>
+        <w:rPr>
+          <w:rFonts w:ascii="Times New Roman" w:hAnsi="Times New Roman" w:cs="Times New Roman"/>
+          <w:bCs/>
+          <w:sz w:val="20"/>
+          <w:szCs w:val="22"/>
+        </w:rPr>
+        <w:t>and</w:t>
+      </w:r>
+      <w:proofErr w:type="spellEnd"/>
+      <w:r>
+        <w:rPr>
+          <w:rFonts w:ascii="Times New Roman" w:hAnsi="Times New Roman" w:cs="Times New Roman"/>
+          <w:bCs/>
+          <w:sz w:val="20"/>
+          <w:szCs w:val="22"/>
+        </w:rPr>
+        <w:t xml:space="preserve"> </w:t>
+      </w:r>
+      <w:proofErr w:type="spellStart"/>
+      <w:r>
+        <w:rPr>
+          <w:rFonts w:ascii="Times New Roman" w:hAnsi="Times New Roman" w:cs="Times New Roman"/>
+          <w:bCs/>
+          <w:sz w:val="20"/>
+          <w:szCs w:val="22"/>
+        </w:rPr>
+        <w:t>Computer</w:t>
+      </w:r>
+      <w:proofErr w:type="spellEnd"/>
+      <w:r>
+        <w:rPr>
+          <w:rFonts w:ascii="Times New Roman" w:hAnsi="Times New Roman" w:cs="Times New Roman"/>
+          <w:bCs/>
+          <w:sz w:val="20"/>
+          <w:szCs w:val="22"/>
+        </w:rPr>
+        <w:t xml:space="preserve"> </w:t>
+      </w:r>
+      <w:proofErr w:type="spellStart"/>
+      <w:r>
+        <w:rPr>
+          <w:rFonts w:ascii="Times New Roman" w:hAnsi="Times New Roman" w:cs="Times New Roman"/>
+          <w:bCs/>
+          <w:sz w:val="20"/>
+          <w:szCs w:val="22"/>
+        </w:rPr>
+        <w:t>Engineering</w:t>
+      </w:r>
+      <w:proofErr w:type="spellEnd"/>
+      <w:r>
+        <w:rPr>
+          <w:rFonts w:ascii="Times New Roman" w:hAnsi="Times New Roman" w:cs="Times New Roman"/>
+          <w:bCs/>
+          <w:sz w:val="20"/>
+          <w:szCs w:val="22"/>
+        </w:rPr>
+        <w:t xml:space="preserve">, </w:t>
+      </w:r>
+      <w:proofErr w:type="spellStart"/>
+      <w:r>
+        <w:rPr>
+          <w:rFonts w:ascii="Times New Roman" w:hAnsi="Times New Roman" w:cs="Times New Roman"/>
+          <w:bCs/>
+          <w:sz w:val="20"/>
+          <w:szCs w:val="22"/>
+        </w:rPr>
+        <w:t>Vinnytsia</w:t>
+      </w:r>
+      <w:proofErr w:type="spellEnd"/>
+      <w:r>
+        <w:rPr>
+          <w:rFonts w:ascii="Times New Roman" w:hAnsi="Times New Roman" w:cs="Times New Roman"/>
+          <w:bCs/>
+          <w:sz w:val="20"/>
+          <w:szCs w:val="22"/>
+        </w:rPr>
+        <w:t xml:space="preserve"> </w:t>
+      </w:r>
+      <w:proofErr w:type="spellStart"/>
+      <w:r>
+        <w:rPr>
+          <w:rFonts w:ascii="Times New Roman" w:hAnsi="Times New Roman" w:cs="Times New Roman"/>
+          <w:bCs/>
+          <w:sz w:val="20"/>
+          <w:szCs w:val="22"/>
+        </w:rPr>
+        <w:t>National</w:t>
+      </w:r>
+      <w:proofErr w:type="spellEnd"/>
+      <w:r>
+        <w:rPr>
+          <w:rFonts w:ascii="Times New Roman" w:hAnsi="Times New Roman" w:cs="Times New Roman"/>
+          <w:bCs/>
+          <w:sz w:val="20"/>
+          <w:szCs w:val="22"/>
+        </w:rPr>
+        <w:t xml:space="preserve"> </w:t>
+      </w:r>
+      <w:proofErr w:type="spellStart"/>
+      <w:r>
+        <w:rPr>
+          <w:rFonts w:ascii="Times New Roman" w:hAnsi="Times New Roman" w:cs="Times New Roman"/>
+          <w:bCs/>
+          <w:sz w:val="20"/>
+          <w:szCs w:val="22"/>
+        </w:rPr>
+        <w:t>Technical</w:t>
+      </w:r>
+      <w:proofErr w:type="spellEnd"/>
+      <w:r>
+        <w:rPr>
+          <w:rFonts w:ascii="Times New Roman" w:hAnsi="Times New Roman" w:cs="Times New Roman"/>
+          <w:bCs/>
+          <w:sz w:val="20"/>
+          <w:szCs w:val="22"/>
+        </w:rPr>
+        <w:t xml:space="preserve"> </w:t>
+      </w:r>
+      <w:proofErr w:type="spellStart"/>
+      <w:r>
+        <w:rPr>
+          <w:rFonts w:ascii="Times New Roman" w:hAnsi="Times New Roman" w:cs="Times New Roman"/>
+          <w:bCs/>
+          <w:sz w:val="20"/>
+          <w:szCs w:val="22"/>
+        </w:rPr>
+        <w:t>University</w:t>
+      </w:r>
+      <w:proofErr w:type="spellEnd"/>
+      <w:r>
+        <w:rPr>
+          <w:rFonts w:ascii="Times New Roman" w:hAnsi="Times New Roman" w:cs="Times New Roman"/>
+          <w:bCs/>
+          <w:sz w:val="20"/>
+          <w:szCs w:val="22"/>
+        </w:rPr>
+        <w:t xml:space="preserve">, </w:t>
+      </w:r>
+      <w:proofErr w:type="spellStart"/>
+      <w:r>
+        <w:rPr>
+          <w:rFonts w:ascii="Times New Roman" w:hAnsi="Times New Roman" w:cs="Times New Roman"/>
+          <w:bCs/>
+          <w:sz w:val="20"/>
+          <w:szCs w:val="22"/>
+        </w:rPr>
+        <w:t>Vinnytsia</w:t>
+      </w:r>
+      <w:proofErr w:type="spellEnd"/>
+      <w:r>
+        <w:rPr>
+          <w:rFonts w:ascii="Times New Roman" w:hAnsi="Times New Roman" w:cs="Times New Roman"/>
+          <w:bCs/>
+          <w:sz w:val="20"/>
+          <w:szCs w:val="22"/>
           <w:lang w:val="en-US"/>
         </w:rPr>
-      </w:pPr>
+        <w:t>, email:</w:t>
+      </w:r>
       <w:r>
         <w:rPr>
           <w:rFonts w:ascii="Times New Roman" w:hAnsi="Times New Roman" w:cs="Times New Roman"/>
           <w:b/>
           <w:sz w:val="20"/>
           <w:szCs w:val="22"/>
-        </w:rPr>
-        <w:t xml:space="preserve">Koval </w:t>
-      </w:r>
-      <w:proofErr w:type="spellStart"/>
-      <w:r>
-        <w:rPr>
-          <w:rFonts w:ascii="Times New Roman" w:hAnsi="Times New Roman" w:cs="Times New Roman"/>
-          <w:b/>
-          <w:sz w:val="20"/>
-          <w:szCs w:val="22"/>
-        </w:rPr>
-        <w:t>Oleksandr</w:t>
-      </w:r>
-      <w:proofErr w:type="spellEnd"/>
-      <w:r>
-        <w:rPr>
-          <w:rFonts w:ascii="Times New Roman" w:hAnsi="Times New Roman" w:cs="Times New Roman"/>
-          <w:b/>
-          <w:sz w:val="20"/>
-          <w:szCs w:val="22"/>
-        </w:rPr>
-        <w:t xml:space="preserve"> </w:t>
-      </w:r>
-      <w:proofErr w:type="spellStart"/>
-      <w:r>
-        <w:rPr>
-          <w:rFonts w:ascii="Times New Roman" w:hAnsi="Times New Roman" w:cs="Times New Roman"/>
-          <w:b/>
-          <w:sz w:val="20"/>
-          <w:szCs w:val="22"/>
-        </w:rPr>
-        <w:t>Dmytrovych</w:t>
-      </w:r>
-      <w:proofErr w:type="spellEnd"/>
-      <w:r>
-        <w:rPr>
-          <w:rFonts w:ascii="Times New Roman" w:hAnsi="Times New Roman" w:cs="Times New Roman"/>
-          <w:b/>
-          <w:sz w:val="20"/>
-          <w:szCs w:val="22"/>
-        </w:rPr>
-        <w:t xml:space="preserve"> </w:t>
-      </w:r>
-      <w:r>
-        <w:rPr>
-          <w:rFonts w:ascii="Times New Roman" w:hAnsi="Times New Roman" w:cs="Times New Roman"/>
-          <w:b/>
-          <w:sz w:val="20"/>
-          <w:szCs w:val="22"/>
-        </w:rPr>
-        <w:t xml:space="preserve"> – </w:t>
-      </w:r>
-      <w:r>
-        <w:rPr>
-          <w:rFonts w:ascii="Times New Roman" w:hAnsi="Times New Roman" w:cs="Times New Roman"/>
-          <w:b/>
-          <w:sz w:val="20"/>
-          <w:szCs w:val="22"/>
-        </w:rPr>
-        <w:t xml:space="preserve"> </w:t>
-      </w:r>
-      <w:proofErr w:type="spellStart"/>
-      <w:r>
-        <w:rPr>
-          <w:rFonts w:ascii="Times New Roman" w:hAnsi="Times New Roman" w:cs="Times New Roman"/>
-          <w:bCs/>
-          <w:sz w:val="20"/>
-          <w:szCs w:val="22"/>
-        </w:rPr>
-        <w:t>student</w:t>
-      </w:r>
-      <w:proofErr w:type="spellEnd"/>
-      <w:r>
-        <w:rPr>
-          <w:rFonts w:ascii="Times New Roman" w:hAnsi="Times New Roman" w:cs="Times New Roman"/>
-          <w:bCs/>
-          <w:sz w:val="20"/>
-          <w:szCs w:val="22"/>
-        </w:rPr>
-        <w:t xml:space="preserve"> </w:t>
-      </w:r>
-      <w:proofErr w:type="spellStart"/>
-      <w:r>
-        <w:rPr>
-          <w:rFonts w:ascii="Times New Roman" w:hAnsi="Times New Roman" w:cs="Times New Roman"/>
-          <w:bCs/>
-          <w:sz w:val="20"/>
-          <w:szCs w:val="22"/>
-        </w:rPr>
-        <w:t>of</w:t>
-      </w:r>
-      <w:proofErr w:type="spellEnd"/>
-      <w:r>
-        <w:rPr>
-          <w:rFonts w:ascii="Times New Roman" w:hAnsi="Times New Roman" w:cs="Times New Roman"/>
-          <w:bCs/>
-          <w:sz w:val="20"/>
-          <w:szCs w:val="22"/>
-        </w:rPr>
-        <w:t xml:space="preserve"> </w:t>
-      </w:r>
-      <w:proofErr w:type="spellStart"/>
-      <w:r>
-        <w:rPr>
-          <w:rFonts w:ascii="Times New Roman" w:hAnsi="Times New Roman" w:cs="Times New Roman"/>
-          <w:bCs/>
-          <w:sz w:val="20"/>
-          <w:szCs w:val="22"/>
-        </w:rPr>
-        <w:t>group</w:t>
-      </w:r>
-      <w:proofErr w:type="spellEnd"/>
-      <w:r>
-        <w:rPr>
-          <w:rFonts w:ascii="Times New Roman" w:hAnsi="Times New Roman" w:cs="Times New Roman"/>
-          <w:bCs/>
-          <w:sz w:val="20"/>
-          <w:szCs w:val="22"/>
-        </w:rPr>
-        <w:t xml:space="preserve"> 2PI-25B, </w:t>
-      </w:r>
-      <w:proofErr w:type="spellStart"/>
-      <w:r>
-        <w:rPr>
-          <w:rFonts w:ascii="Times New Roman" w:hAnsi="Times New Roman" w:cs="Times New Roman"/>
-          <w:bCs/>
-          <w:sz w:val="20"/>
-          <w:szCs w:val="22"/>
-        </w:rPr>
-        <w:t>Faculty</w:t>
-      </w:r>
-      <w:proofErr w:type="spellEnd"/>
-      <w:r>
-        <w:rPr>
-          <w:rFonts w:ascii="Times New Roman" w:hAnsi="Times New Roman" w:cs="Times New Roman"/>
-          <w:bCs/>
-          <w:sz w:val="20"/>
-          <w:szCs w:val="22"/>
-        </w:rPr>
-        <w:t xml:space="preserve"> </w:t>
-      </w:r>
-      <w:proofErr w:type="spellStart"/>
-      <w:r>
-        <w:rPr>
-          <w:rFonts w:ascii="Times New Roman" w:hAnsi="Times New Roman" w:cs="Times New Roman"/>
-          <w:bCs/>
-          <w:sz w:val="20"/>
-          <w:szCs w:val="22"/>
-        </w:rPr>
-        <w:t>of</w:t>
-      </w:r>
-      <w:proofErr w:type="spellEnd"/>
-      <w:r>
-        <w:rPr>
-          <w:rFonts w:ascii="Times New Roman" w:hAnsi="Times New Roman" w:cs="Times New Roman"/>
-          <w:bCs/>
-          <w:sz w:val="20"/>
-          <w:szCs w:val="22"/>
-        </w:rPr>
-        <w:t xml:space="preserve"> </w:t>
-      </w:r>
-      <w:proofErr w:type="spellStart"/>
-      <w:r>
-        <w:rPr>
-          <w:rFonts w:ascii="Times New Roman" w:hAnsi="Times New Roman" w:cs="Times New Roman"/>
-          <w:bCs/>
-          <w:sz w:val="20"/>
-          <w:szCs w:val="22"/>
-        </w:rPr>
-        <w:t>Information</w:t>
-      </w:r>
-      <w:proofErr w:type="spellEnd"/>
-      <w:r>
-        <w:rPr>
-          <w:rFonts w:ascii="Times New Roman" w:hAnsi="Times New Roman" w:cs="Times New Roman"/>
-          <w:bCs/>
-          <w:sz w:val="20"/>
-          <w:szCs w:val="22"/>
-        </w:rPr>
-        <w:t xml:space="preserve"> </w:t>
-      </w:r>
-      <w:proofErr w:type="spellStart"/>
-      <w:r>
-        <w:rPr>
-          <w:rFonts w:ascii="Times New Roman" w:hAnsi="Times New Roman" w:cs="Times New Roman"/>
-          <w:bCs/>
-          <w:sz w:val="20"/>
-          <w:szCs w:val="22"/>
-        </w:rPr>
-        <w:t>Technology</w:t>
-      </w:r>
-      <w:proofErr w:type="spellEnd"/>
-      <w:r>
-        <w:rPr>
-          <w:rFonts w:ascii="Times New Roman" w:hAnsi="Times New Roman" w:cs="Times New Roman"/>
-          <w:bCs/>
-          <w:sz w:val="20"/>
-          <w:szCs w:val="22"/>
-        </w:rPr>
-        <w:t xml:space="preserve"> </w:t>
-      </w:r>
-      <w:proofErr w:type="spellStart"/>
-      <w:r>
-        <w:rPr>
-          <w:rFonts w:ascii="Times New Roman" w:hAnsi="Times New Roman" w:cs="Times New Roman"/>
-          <w:bCs/>
-          <w:sz w:val="20"/>
-          <w:szCs w:val="22"/>
-        </w:rPr>
-        <w:t>and</w:t>
-      </w:r>
-      <w:proofErr w:type="spellEnd"/>
-      <w:r>
-        <w:rPr>
-          <w:rFonts w:ascii="Times New Roman" w:hAnsi="Times New Roman" w:cs="Times New Roman"/>
-          <w:bCs/>
-          <w:sz w:val="20"/>
-          <w:szCs w:val="22"/>
-        </w:rPr>
-        <w:t xml:space="preserve"> </w:t>
-      </w:r>
-      <w:proofErr w:type="spellStart"/>
-      <w:r>
-        <w:rPr>
-          <w:rFonts w:ascii="Times New Roman" w:hAnsi="Times New Roman" w:cs="Times New Roman"/>
-          <w:bCs/>
-          <w:sz w:val="20"/>
-          <w:szCs w:val="22"/>
-        </w:rPr>
-        <w:t>Computer</w:t>
-      </w:r>
-      <w:proofErr w:type="spellEnd"/>
-      <w:r>
-        <w:rPr>
-          <w:rFonts w:ascii="Times New Roman" w:hAnsi="Times New Roman" w:cs="Times New Roman"/>
-          <w:bCs/>
-          <w:sz w:val="20"/>
-          <w:szCs w:val="22"/>
-        </w:rPr>
-        <w:t xml:space="preserve"> </w:t>
-      </w:r>
-      <w:proofErr w:type="spellStart"/>
-      <w:r>
-        <w:rPr>
-          <w:rFonts w:ascii="Times New Roman" w:hAnsi="Times New Roman" w:cs="Times New Roman"/>
-          <w:bCs/>
-          <w:sz w:val="20"/>
-          <w:szCs w:val="22"/>
-        </w:rPr>
-        <w:t>Engineering</w:t>
-      </w:r>
-      <w:proofErr w:type="spellEnd"/>
-      <w:r>
-        <w:rPr>
-          <w:rFonts w:ascii="Times New Roman" w:hAnsi="Times New Roman" w:cs="Times New Roman"/>
-          <w:bCs/>
-          <w:sz w:val="20"/>
-          <w:szCs w:val="22"/>
-        </w:rPr>
-        <w:t xml:space="preserve">, </w:t>
-      </w:r>
-      <w:proofErr w:type="spellStart"/>
-      <w:r>
-        <w:rPr>
-          <w:rFonts w:ascii="Times New Roman" w:hAnsi="Times New Roman" w:cs="Times New Roman"/>
-          <w:bCs/>
-          <w:sz w:val="20"/>
-          <w:szCs w:val="22"/>
-        </w:rPr>
-        <w:t>Vinnytsia</w:t>
-      </w:r>
-      <w:proofErr w:type="spellEnd"/>
-      <w:r>
-        <w:rPr>
-          <w:rFonts w:ascii="Times New Roman" w:hAnsi="Times New Roman" w:cs="Times New Roman"/>
-          <w:bCs/>
-          <w:sz w:val="20"/>
-          <w:szCs w:val="22"/>
-        </w:rPr>
-        <w:t xml:space="preserve"> </w:t>
-      </w:r>
-      <w:proofErr w:type="spellStart"/>
-      <w:r>
-        <w:rPr>
-          <w:rFonts w:ascii="Times New Roman" w:hAnsi="Times New Roman" w:cs="Times New Roman"/>
-          <w:bCs/>
-          <w:sz w:val="20"/>
-          <w:szCs w:val="22"/>
-        </w:rPr>
-        <w:t>National</w:t>
-      </w:r>
-      <w:proofErr w:type="spellEnd"/>
-      <w:r>
-        <w:rPr>
-          <w:rFonts w:ascii="Times New Roman" w:hAnsi="Times New Roman" w:cs="Times New Roman"/>
-          <w:bCs/>
-          <w:sz w:val="20"/>
-          <w:szCs w:val="22"/>
-        </w:rPr>
-        <w:t xml:space="preserve"> </w:t>
-      </w:r>
-      <w:proofErr w:type="spellStart"/>
-      <w:r>
-        <w:rPr>
-          <w:rFonts w:ascii="Times New Roman" w:hAnsi="Times New Roman" w:cs="Times New Roman"/>
-          <w:bCs/>
-          <w:sz w:val="20"/>
-          <w:szCs w:val="22"/>
-        </w:rPr>
-        <w:t>Technical</w:t>
-      </w:r>
-      <w:proofErr w:type="spellEnd"/>
-      <w:r>
-        <w:rPr>
-          <w:rFonts w:ascii="Times New Roman" w:hAnsi="Times New Roman" w:cs="Times New Roman"/>
-          <w:bCs/>
-          <w:sz w:val="20"/>
-          <w:szCs w:val="22"/>
-        </w:rPr>
-        <w:t xml:space="preserve"> </w:t>
-      </w:r>
-      <w:proofErr w:type="spellStart"/>
-      <w:r>
-        <w:rPr>
-          <w:rFonts w:ascii="Times New Roman" w:hAnsi="Times New Roman" w:cs="Times New Roman"/>
-          <w:bCs/>
-          <w:sz w:val="20"/>
-          <w:szCs w:val="22"/>
-        </w:rPr>
-        <w:t>University</w:t>
-      </w:r>
-      <w:proofErr w:type="spellEnd"/>
-      <w:r>
-        <w:rPr>
-          <w:rFonts w:ascii="Times New Roman" w:hAnsi="Times New Roman" w:cs="Times New Roman"/>
-          <w:bCs/>
-          <w:sz w:val="20"/>
-          <w:szCs w:val="22"/>
-        </w:rPr>
-        <w:t xml:space="preserve">, </w:t>
-      </w:r>
-      <w:proofErr w:type="spellStart"/>
-      <w:r>
-        <w:rPr>
-          <w:rFonts w:ascii="Times New Roman" w:hAnsi="Times New Roman" w:cs="Times New Roman"/>
-          <w:bCs/>
-          <w:sz w:val="20"/>
-          <w:szCs w:val="22"/>
-        </w:rPr>
-        <w:t>Vinnytsia</w:t>
-      </w:r>
-      <w:proofErr w:type="spellEnd"/>
-      <w:r>
-        <w:rPr>
-          <w:rFonts w:ascii="Times New Roman" w:hAnsi="Times New Roman" w:cs="Times New Roman"/>
-          <w:bCs/>
-          <w:sz w:val="20"/>
-          <w:szCs w:val="22"/>
-        </w:rPr>
-        <w:t>.</w:t>
+          <w:lang w:val="en-US"/>
+        </w:rPr>
+        <w:t>oleksandr.kov.dm@gmail.com</w:t>
       </w:r>
     </w:p>
     <w:p>
@@ -3651,6 +3680,7 @@
           <w:rFonts w:ascii="Times New Roman" w:hAnsi="Times New Roman" w:cs="Times New Roman"/>
           <w:sz w:val="20"/>
           <w:szCs w:val="22"/>
+          <w:lang w:val="en-US"/>
         </w:rPr>
       </w:pPr>
       <w:proofErr w:type="spellStart"/>
@@ -3985,8 +4015,19 @@
           <w:rFonts w:ascii="Times New Roman" w:hAnsi="Times New Roman" w:cs="Times New Roman"/>
           <w:sz w:val="20"/>
           <w:szCs w:val="22"/>
-        </w:rPr>
-        <w:t>.</w:t>
+          <w:lang w:val="en-US"/>
+        </w:rPr>
+        <w:t>, email:</w:t>
+      </w:r>
+      <w:r>
+        <w:rPr>
+          <w:rFonts w:ascii="Times New Roman" w:hAnsi="Times New Roman" w:cs="Times New Roman"/>
+          <w:b/>
+          <w:bCs/>
+          <w:sz w:val="20"/>
+          <w:szCs w:val="22"/>
+        </w:rPr>
+        <w:t>ant@vntu.edu.ua</w:t>
       </w:r>
     </w:p>
     <w:p>

--- a/CONFERENCE/People-machine  2026/ВЗАЄМОДІЯ З LLM-АСИСТЕНТАМИ ДЛЯ АВТОМАТИЗАЦІЇ ЛАНДШАФТНОЇ ГЕНЕРАЦІЇ В ІГРОВИХ РУШІЯХ.docx
+++ b/CONFERENCE/People-machine  2026/ВЗАЄМОДІЯ З LLM-АСИСТЕНТАМИ ДЛЯ АВТОМАТИЗАЦІЇ ЛАНДШАФТНОЇ ГЕНЕРАЦІЇ В ІГРОВИХ РУШІЯХ.docx
@@ -62,7 +62,7 @@
     </w:p>
     <w:p>
       <w:pPr>
-        <w:spacing w:after="450"/>
+        <w:spacing w:after="0"/>
         <w:ind w:firstLine="709"/>
         <w:jc w:val="right"/>
         <w:rPr>
@@ -74,7 +74,7 @@
     </w:p>
     <w:p>
       <w:pPr>
-        <w:spacing w:after="366" w:line="216" w:lineRule="auto"/>
+        <w:spacing w:after="0" w:line="216" w:lineRule="auto"/>
         <w:jc w:val="center"/>
         <w:rPr>
           <w:rFonts w:ascii="Times New Roman" w:eastAsia="Times New Roman" w:hAnsi="Times New Roman" w:cs="Times New Roman"/>
@@ -94,20 +94,43 @@
     </w:p>
     <w:p>
       <w:pPr>
-        <w:spacing w:after="165"/>
-        <w:ind w:left="10" w:hanging="10"/>
+        <w:spacing w:after="0" w:line="216" w:lineRule="auto"/>
         <w:jc w:val="center"/>
         <w:rPr>
           <w:rFonts w:ascii="Times New Roman" w:eastAsia="Times New Roman" w:hAnsi="Times New Roman" w:cs="Times New Roman"/>
+          <w:b/>
+          <w:sz w:val="32"/>
           <w:lang w:val="en-US"/>
         </w:rPr>
       </w:pPr>
+    </w:p>
+    <w:p>
+      <w:pPr>
+        <w:spacing w:after="0"/>
+        <w:ind w:left="11" w:hanging="11"/>
+        <w:jc w:val="center"/>
+        <w:rPr>
+          <w:rFonts w:ascii="Times New Roman" w:eastAsia="Times New Roman" w:hAnsi="Times New Roman" w:cs="Times New Roman"/>
+          <w:lang w:val="en-US"/>
+        </w:rPr>
+      </w:pPr>
       <w:r>
         <w:rPr>
           <w:rFonts w:ascii="Times New Roman" w:eastAsia="Times New Roman" w:hAnsi="Times New Roman" w:cs="Times New Roman"/>
         </w:rPr>
         <w:t>Вінницький національний технічний університет</w:t>
       </w:r>
+    </w:p>
+    <w:p>
+      <w:pPr>
+        <w:spacing w:after="0"/>
+        <w:ind w:left="11" w:hanging="11"/>
+        <w:jc w:val="center"/>
+        <w:rPr>
+          <w:rFonts w:ascii="Times New Roman" w:eastAsia="Times New Roman" w:hAnsi="Times New Roman" w:cs="Times New Roman"/>
+          <w:lang w:val="en-US"/>
+        </w:rPr>
+      </w:pPr>
     </w:p>
     <w:p>
       <w:pPr>
@@ -256,8 +279,8 @@
     </w:p>
     <w:p>
       <w:pPr>
-        <w:spacing w:after="226" w:line="216" w:lineRule="auto"/>
-        <w:ind w:left="283"/>
+        <w:spacing w:after="0" w:line="216" w:lineRule="auto"/>
+        <w:ind w:left="284"/>
         <w:rPr>
           <w:rFonts w:ascii="Times New Roman" w:eastAsia="Times New Roman" w:hAnsi="Times New Roman" w:cs="Times New Roman"/>
           <w:sz w:val="20"/>
@@ -327,8 +350,11 @@
     </w:p>
     <w:p>
       <w:pPr>
-        <w:spacing w:after="226" w:line="216" w:lineRule="auto"/>
-        <w:ind w:left="283"/>
+        <w:spacing w:after="0" w:line="216" w:lineRule="auto"/>
+        <w:ind w:left="284"/>
+        <w:rPr>
+          <w:lang w:val="en-US"/>
+        </w:rPr>
       </w:pPr>
     </w:p>
     <w:p>
@@ -1472,8 +1498,8 @@
     </w:p>
     <w:p>
       <w:pPr>
-        <w:spacing w:after="246" w:line="216" w:lineRule="auto"/>
-        <w:ind w:left="283"/>
+        <w:spacing w:after="0" w:line="216" w:lineRule="auto"/>
+        <w:ind w:left="284"/>
         <w:rPr>
           <w:rFonts w:ascii="Times New Roman" w:eastAsia="Times New Roman" w:hAnsi="Times New Roman" w:cs="Times New Roman"/>
           <w:sz w:val="20"/>
@@ -1707,13 +1733,13 @@
     </w:p>
     <w:p>
       <w:pPr>
-        <w:spacing w:after="246" w:line="216" w:lineRule="auto"/>
-        <w:ind w:left="283"/>
+        <w:spacing w:after="0" w:line="216" w:lineRule="auto"/>
+        <w:ind w:left="284"/>
       </w:pPr>
     </w:p>
     <w:p>
       <w:pPr>
-        <w:spacing w:after="471" w:line="240" w:lineRule="auto"/>
+        <w:spacing w:after="0" w:line="240" w:lineRule="auto"/>
         <w:ind w:firstLine="284"/>
         <w:jc w:val="both"/>
         <w:rPr>
@@ -1883,7 +1909,7 @@
     </w:p>
     <w:p>
       <w:pPr>
-        <w:spacing w:after="471" w:line="240" w:lineRule="auto"/>
+        <w:spacing w:after="0" w:line="240" w:lineRule="auto"/>
         <w:ind w:firstLine="284"/>
         <w:jc w:val="both"/>
         <w:rPr>
@@ -1941,7 +1967,7 @@
     </w:p>
     <w:p>
       <w:pPr>
-        <w:spacing w:after="471" w:line="240" w:lineRule="auto"/>
+        <w:spacing w:after="0" w:line="240" w:lineRule="auto"/>
         <w:ind w:firstLine="284"/>
         <w:jc w:val="both"/>
         <w:rPr>
@@ -1977,7 +2003,7 @@
     </w:p>
     <w:p>
       <w:pPr>
-        <w:spacing w:before="240" w:after="120" w:line="240" w:lineRule="auto"/>
+        <w:spacing w:before="240" w:after="0" w:line="240" w:lineRule="auto"/>
         <w:ind w:firstLine="284"/>
         <w:jc w:val="center"/>
         <w:rPr>
@@ -2029,12 +2055,13 @@
     </w:p>
     <w:p>
       <w:pPr>
-        <w:spacing w:after="471" w:line="240" w:lineRule="auto"/>
+        <w:spacing w:before="120" w:after="0" w:line="240" w:lineRule="auto"/>
         <w:jc w:val="center"/>
         <w:rPr>
           <w:rFonts w:ascii="Times New Roman" w:eastAsia="Times New Roman" w:hAnsi="Times New Roman" w:cs="Times New Roman"/>
           <w:sz w:val="18"/>
           <w:szCs w:val="20"/>
+          <w:lang w:val="en-US"/>
         </w:rPr>
       </w:pPr>
       <w:r>
@@ -2044,6 +2071,284 @@
           <w:szCs w:val="20"/>
         </w:rPr>
         <w:t>Рисунок 1 – Структурна схема взаємодії користувача з ігровим рушієм через LLM-асистента</w:t>
+      </w:r>
+    </w:p>
+    <w:p>
+      <w:pPr>
+        <w:spacing w:before="120" w:after="0" w:line="240" w:lineRule="auto"/>
+        <w:jc w:val="center"/>
+        <w:rPr>
+          <w:rFonts w:ascii="Times New Roman" w:eastAsia="Times New Roman" w:hAnsi="Times New Roman" w:cs="Times New Roman"/>
+          <w:sz w:val="18"/>
+          <w:szCs w:val="20"/>
+          <w:lang w:val="en-US"/>
+        </w:rPr>
+      </w:pPr>
+    </w:p>
+    <w:p>
+      <w:pPr>
+        <w:spacing w:after="0" w:line="240" w:lineRule="auto"/>
+        <w:ind w:firstLine="284"/>
+        <w:jc w:val="both"/>
+        <w:rPr>
+          <w:rFonts w:ascii="Times New Roman" w:eastAsia="Times New Roman" w:hAnsi="Times New Roman" w:cs="Times New Roman"/>
+        </w:rPr>
+      </w:pPr>
+      <w:r>
+        <w:rPr>
+          <w:rFonts w:ascii="Times New Roman" w:eastAsia="Times New Roman" w:hAnsi="Times New Roman" w:cs="Times New Roman"/>
+        </w:rPr>
+        <w:t xml:space="preserve">Відповідно до наведеної схеми, текстовий запит розробника спершу піддається семантичному аналізу на стороні LLM. При цьому обов'язково враховується контекст попередніх повідомлень поточної сесії. Після обробки </w:t>
+      </w:r>
+      <w:proofErr w:type="spellStart"/>
+      <w:r>
+        <w:rPr>
+          <w:rFonts w:ascii="Times New Roman" w:eastAsia="Times New Roman" w:hAnsi="Times New Roman" w:cs="Times New Roman"/>
+        </w:rPr>
+        <w:t>мовна</w:t>
+      </w:r>
+      <w:proofErr w:type="spellEnd"/>
+      <w:r>
+        <w:rPr>
+          <w:rFonts w:ascii="Times New Roman" w:eastAsia="Times New Roman" w:hAnsi="Times New Roman" w:cs="Times New Roman"/>
+        </w:rPr>
+        <w:t xml:space="preserve"> модель формує структурований масив даних (зокрема, у форматі JSON), який за допомогою API спрямовується до модуля процедурної генерації всередині ігрового рушія. Як тільки рушій візуалізує створений ландшафт, користувач має змогу надіслати новий запит для уточнення деталей, таким чином підтримуючи безперервний цикл ітеративного дизайну.</w:t>
+      </w:r>
+    </w:p>
+    <w:p>
+      <w:pPr>
+        <w:spacing w:after="0" w:line="240" w:lineRule="auto"/>
+        <w:ind w:firstLine="284"/>
+        <w:jc w:val="both"/>
+        <w:rPr>
+          <w:rFonts w:ascii="Times New Roman" w:eastAsia="Times New Roman" w:hAnsi="Times New Roman" w:cs="Times New Roman"/>
+        </w:rPr>
+      </w:pPr>
+      <w:r>
+        <w:rPr>
+          <w:rFonts w:ascii="Times New Roman" w:eastAsia="Times New Roman" w:hAnsi="Times New Roman" w:cs="Times New Roman"/>
+        </w:rPr>
+        <w:t>Основна складність у розробці таких інтерфейсів полягає у збереженні контролю над творчим процесом та його безперервності. Оскільки ідеальний результат майже ніколи не досягається з першої спроби, UI/UX рішення для LLM-асистента повинні спиратися на збереження історії контексту та інструменти локального коригування. Наприклад, на запит «зробити гори більш пологими» система має адекватно відреагувати, змінивши виключно кут нахилу схилів у поточній конфігурації, не зачіпаючи вже сформовані русла річок чи розміщені ігрові об'єкти. Реалізувати таку вибірковість дозволяє метод генерації ландшафту у вигляді незалежних параметричних шарів.</w:t>
+      </w:r>
+    </w:p>
+    <w:p>
+      <w:pPr>
+        <w:spacing w:after="0" w:line="240" w:lineRule="auto"/>
+        <w:ind w:firstLine="284"/>
+        <w:jc w:val="both"/>
+        <w:rPr>
+          <w:rFonts w:ascii="Times New Roman" w:eastAsia="Times New Roman" w:hAnsi="Times New Roman" w:cs="Times New Roman"/>
+        </w:rPr>
+      </w:pPr>
+      <w:r>
+        <w:rPr>
+          <w:rFonts w:ascii="Times New Roman" w:eastAsia="Times New Roman" w:hAnsi="Times New Roman" w:cs="Times New Roman"/>
+        </w:rPr>
+        <w:t>Ще одним вагомим аспектом є мінімізація затримок (</w:t>
+      </w:r>
+      <w:proofErr w:type="spellStart"/>
+      <w:r>
+        <w:rPr>
+          <w:rFonts w:ascii="Times New Roman" w:eastAsia="Times New Roman" w:hAnsi="Times New Roman" w:cs="Times New Roman"/>
+        </w:rPr>
+        <w:t>latency</w:t>
+      </w:r>
+      <w:proofErr w:type="spellEnd"/>
+      <w:r>
+        <w:rPr>
+          <w:rFonts w:ascii="Times New Roman" w:eastAsia="Times New Roman" w:hAnsi="Times New Roman" w:cs="Times New Roman"/>
+        </w:rPr>
+        <w:t>), що необхідно для підтримання стану психологічного «потоку» (</w:t>
+      </w:r>
+      <w:proofErr w:type="spellStart"/>
+      <w:r>
+        <w:rPr>
+          <w:rFonts w:ascii="Times New Roman" w:eastAsia="Times New Roman" w:hAnsi="Times New Roman" w:cs="Times New Roman"/>
+        </w:rPr>
+        <w:t>flow</w:t>
+      </w:r>
+      <w:proofErr w:type="spellEnd"/>
+      <w:r>
+        <w:rPr>
+          <w:rFonts w:ascii="Times New Roman" w:eastAsia="Times New Roman" w:hAnsi="Times New Roman" w:cs="Times New Roman"/>
+        </w:rPr>
+        <w:t xml:space="preserve">) розробника. Оскільки створення </w:t>
+      </w:r>
+      <w:proofErr w:type="spellStart"/>
+      <w:r>
+        <w:rPr>
+          <w:rFonts w:ascii="Times New Roman" w:eastAsia="Times New Roman" w:hAnsi="Times New Roman" w:cs="Times New Roman"/>
+        </w:rPr>
+        <w:t>високополігональних</w:t>
+      </w:r>
+      <w:proofErr w:type="spellEnd"/>
+      <w:r>
+        <w:rPr>
+          <w:rFonts w:ascii="Times New Roman" w:eastAsia="Times New Roman" w:hAnsi="Times New Roman" w:cs="Times New Roman"/>
+        </w:rPr>
+        <w:t xml:space="preserve"> поверхонь із розрахунком водної та термічної ерозії потребує значних обчислювальних </w:t>
+      </w:r>
+      <w:proofErr w:type="spellStart"/>
+      <w:r>
+        <w:rPr>
+          <w:rFonts w:ascii="Times New Roman" w:eastAsia="Times New Roman" w:hAnsi="Times New Roman" w:cs="Times New Roman"/>
+        </w:rPr>
+        <w:t>потужностей</w:t>
+      </w:r>
+      <w:proofErr w:type="spellEnd"/>
+      <w:r>
+        <w:rPr>
+          <w:rFonts w:ascii="Times New Roman" w:eastAsia="Times New Roman" w:hAnsi="Times New Roman" w:cs="Times New Roman"/>
+        </w:rPr>
+        <w:t xml:space="preserve">, інтерфейс має використовувати підходи прогресивного </w:t>
+      </w:r>
+      <w:proofErr w:type="spellStart"/>
+      <w:r>
+        <w:rPr>
+          <w:rFonts w:ascii="Times New Roman" w:eastAsia="Times New Roman" w:hAnsi="Times New Roman" w:cs="Times New Roman"/>
+        </w:rPr>
+        <w:t>рендерингу</w:t>
+      </w:r>
+      <w:proofErr w:type="spellEnd"/>
+      <w:r>
+        <w:rPr>
+          <w:rFonts w:ascii="Times New Roman" w:eastAsia="Times New Roman" w:hAnsi="Times New Roman" w:cs="Times New Roman"/>
+        </w:rPr>
+        <w:t xml:space="preserve"> для уникнення тривалих зависань. Практично це означає миттєве виведення </w:t>
+      </w:r>
+      <w:proofErr w:type="spellStart"/>
+      <w:r>
+        <w:rPr>
+          <w:rFonts w:ascii="Times New Roman" w:eastAsia="Times New Roman" w:hAnsi="Times New Roman" w:cs="Times New Roman"/>
+        </w:rPr>
+        <w:t>низькополігонального</w:t>
+      </w:r>
+      <w:proofErr w:type="spellEnd"/>
+      <w:r>
+        <w:rPr>
+          <w:rFonts w:ascii="Times New Roman" w:eastAsia="Times New Roman" w:hAnsi="Times New Roman" w:cs="Times New Roman"/>
+        </w:rPr>
+        <w:t xml:space="preserve"> (</w:t>
+      </w:r>
+      <w:proofErr w:type="spellStart"/>
+      <w:r>
+        <w:rPr>
+          <w:rFonts w:ascii="Times New Roman" w:eastAsia="Times New Roman" w:hAnsi="Times New Roman" w:cs="Times New Roman"/>
+        </w:rPr>
+        <w:t>low-poly</w:t>
+      </w:r>
+      <w:proofErr w:type="spellEnd"/>
+      <w:r>
+        <w:rPr>
+          <w:rFonts w:ascii="Times New Roman" w:eastAsia="Times New Roman" w:hAnsi="Times New Roman" w:cs="Times New Roman"/>
+        </w:rPr>
+        <w:t xml:space="preserve">) чорнового варіанта сцени, щоб користувач міг одразу перевірити, чи правильно ШІ зрозумів </w:t>
+      </w:r>
+      <w:proofErr w:type="spellStart"/>
+      <w:r>
+        <w:rPr>
+          <w:rFonts w:ascii="Times New Roman" w:eastAsia="Times New Roman" w:hAnsi="Times New Roman" w:cs="Times New Roman"/>
+        </w:rPr>
+        <w:t>промпт</w:t>
+      </w:r>
+      <w:proofErr w:type="spellEnd"/>
+      <w:r>
+        <w:rPr>
+          <w:rFonts w:ascii="Times New Roman" w:eastAsia="Times New Roman" w:hAnsi="Times New Roman" w:cs="Times New Roman"/>
+        </w:rPr>
+        <w:t xml:space="preserve">. Лише після схвалення ескізу система запускає фонові асинхронні процеси для додавання дрібних деталей, </w:t>
+      </w:r>
+      <w:proofErr w:type="spellStart"/>
+      <w:r>
+        <w:rPr>
+          <w:rFonts w:ascii="Times New Roman" w:eastAsia="Times New Roman" w:hAnsi="Times New Roman" w:cs="Times New Roman"/>
+        </w:rPr>
+        <w:t>текстурування</w:t>
+      </w:r>
+      <w:proofErr w:type="spellEnd"/>
+      <w:r>
+        <w:rPr>
+          <w:rFonts w:ascii="Times New Roman" w:eastAsia="Times New Roman" w:hAnsi="Times New Roman" w:cs="Times New Roman"/>
+        </w:rPr>
+        <w:t xml:space="preserve"> та </w:t>
+      </w:r>
+      <w:proofErr w:type="spellStart"/>
+      <w:r>
+        <w:rPr>
+          <w:rFonts w:ascii="Times New Roman" w:eastAsia="Times New Roman" w:hAnsi="Times New Roman" w:cs="Times New Roman"/>
+        </w:rPr>
+        <w:t>ресурсоємних</w:t>
+      </w:r>
+      <w:proofErr w:type="spellEnd"/>
+      <w:r>
+        <w:rPr>
+          <w:rFonts w:ascii="Times New Roman" w:eastAsia="Times New Roman" w:hAnsi="Times New Roman" w:cs="Times New Roman"/>
+        </w:rPr>
+        <w:t xml:space="preserve"> фізичних симуляцій.</w:t>
+      </w:r>
+    </w:p>
+    <w:p>
+      <w:pPr>
+        <w:spacing w:after="0" w:line="240" w:lineRule="auto"/>
+        <w:ind w:firstLine="284"/>
+        <w:jc w:val="both"/>
+        <w:rPr>
+          <w:rFonts w:ascii="Times New Roman" w:eastAsia="Times New Roman" w:hAnsi="Times New Roman" w:cs="Times New Roman"/>
+        </w:rPr>
+      </w:pPr>
+      <w:r>
+        <w:rPr>
+          <w:rFonts w:ascii="Times New Roman" w:eastAsia="Times New Roman" w:hAnsi="Times New Roman" w:cs="Times New Roman"/>
+        </w:rPr>
+        <w:t xml:space="preserve">Підсумовуючи, можна стверджувати, що залучення LLM до процесів процедурної генерації значно спрощує вхід у професію </w:t>
+      </w:r>
+      <w:proofErr w:type="spellStart"/>
+      <w:r>
+        <w:rPr>
+          <w:rFonts w:ascii="Times New Roman" w:eastAsia="Times New Roman" w:hAnsi="Times New Roman" w:cs="Times New Roman"/>
+        </w:rPr>
+        <w:t>Level</w:t>
+      </w:r>
+      <w:proofErr w:type="spellEnd"/>
+      <w:r>
+        <w:rPr>
+          <w:rFonts w:ascii="Times New Roman" w:eastAsia="Times New Roman" w:hAnsi="Times New Roman" w:cs="Times New Roman"/>
+        </w:rPr>
+        <w:t xml:space="preserve"> </w:t>
+      </w:r>
+      <w:proofErr w:type="spellStart"/>
+      <w:r>
+        <w:rPr>
+          <w:rFonts w:ascii="Times New Roman" w:eastAsia="Times New Roman" w:hAnsi="Times New Roman" w:cs="Times New Roman"/>
+        </w:rPr>
+        <w:t>Design</w:t>
+      </w:r>
+      <w:proofErr w:type="spellEnd"/>
+      <w:r>
+        <w:rPr>
+          <w:rFonts w:ascii="Times New Roman" w:eastAsia="Times New Roman" w:hAnsi="Times New Roman" w:cs="Times New Roman"/>
+        </w:rPr>
+        <w:t xml:space="preserve"> та прискорює створення первинних прототипів локацій. Успішність такого підходу визначається не лише технічними характеристиками </w:t>
+      </w:r>
+      <w:proofErr w:type="spellStart"/>
+      <w:r>
+        <w:rPr>
+          <w:rFonts w:ascii="Times New Roman" w:eastAsia="Times New Roman" w:hAnsi="Times New Roman" w:cs="Times New Roman"/>
+        </w:rPr>
+        <w:t>мовної</w:t>
+      </w:r>
+      <w:proofErr w:type="spellEnd"/>
+      <w:r>
+        <w:rPr>
+          <w:rFonts w:ascii="Times New Roman" w:eastAsia="Times New Roman" w:hAnsi="Times New Roman" w:cs="Times New Roman"/>
+        </w:rPr>
+        <w:t xml:space="preserve"> моделі, а й якістю ергономічних рішень інтерфейсу. Правильно спроєктована система має гарантувати високу гнучкість, надійне збереження контексту та плавну інтеграцію між текстовим керуванням, візуалізацією в реальному часі та класичним ручним редагуванням згенерованого світу</w:t>
+      </w:r>
+      <w:r>
+        <w:rPr>
+          <w:rFonts w:ascii="Times New Roman" w:eastAsia="Times New Roman" w:hAnsi="Times New Roman" w:cs="Times New Roman"/>
+        </w:rPr>
+        <w:t>.</w:t>
       </w:r>
     </w:p>
     <w:p>
@@ -2055,272 +2360,6 @@
           <w:rFonts w:ascii="Times New Roman" w:eastAsia="Times New Roman" w:hAnsi="Times New Roman" w:cs="Times New Roman"/>
         </w:rPr>
       </w:pPr>
-      <w:r>
-        <w:rPr>
-          <w:rFonts w:ascii="Times New Roman" w:eastAsia="Times New Roman" w:hAnsi="Times New Roman" w:cs="Times New Roman"/>
-        </w:rPr>
-        <w:t xml:space="preserve">Відповідно до наведеної схеми, текстовий запит розробника спершу піддається семантичному аналізу на стороні LLM. При цьому обов'язково враховується контекст попередніх повідомлень поточної сесії. Після обробки </w:t>
-      </w:r>
-      <w:proofErr w:type="spellStart"/>
-      <w:r>
-        <w:rPr>
-          <w:rFonts w:ascii="Times New Roman" w:eastAsia="Times New Roman" w:hAnsi="Times New Roman" w:cs="Times New Roman"/>
-        </w:rPr>
-        <w:t>мовна</w:t>
-      </w:r>
-      <w:proofErr w:type="spellEnd"/>
-      <w:r>
-        <w:rPr>
-          <w:rFonts w:ascii="Times New Roman" w:eastAsia="Times New Roman" w:hAnsi="Times New Roman" w:cs="Times New Roman"/>
-        </w:rPr>
-        <w:t xml:space="preserve"> модель формує структурований масив даних (зокрема, у форматі JSON), який за допомогою API спрямовується до модуля процедурної генерації всередині ігрового рушія. Як тільки рушій візуалізує створений ландшафт, користувач має змогу надіслати новий запит для уточнення деталей, таким чином підтримуючи безперервний цикл ітеративного дизайну.</w:t>
-      </w:r>
-    </w:p>
-    <w:p>
-      <w:pPr>
-        <w:spacing w:after="471" w:line="240" w:lineRule="auto"/>
-        <w:ind w:firstLine="284"/>
-        <w:jc w:val="both"/>
-        <w:rPr>
-          <w:rFonts w:ascii="Times New Roman" w:eastAsia="Times New Roman" w:hAnsi="Times New Roman" w:cs="Times New Roman"/>
-        </w:rPr>
-      </w:pPr>
-      <w:r>
-        <w:rPr>
-          <w:rFonts w:ascii="Times New Roman" w:eastAsia="Times New Roman" w:hAnsi="Times New Roman" w:cs="Times New Roman"/>
-        </w:rPr>
-        <w:t>Основна складність у розробці таких інтерфейсів полягає у збереженні контролю над творчим процесом та його безперервності. Оскільки ідеальний результат майже ніколи не досягається з першої спроби, UI/UX рішення для LLM-асистента повинні спиратися на збереження історії контексту та інструменти локального коригування. Наприклад, на запит «зробити гори більш пологими» система має адекватно відреагувати, змінивши виключно кут нахилу схилів у поточній конфігурації, не зачіпаючи вже сформовані русла річок чи розміщені ігрові об'єкти. Реалізувати таку вибірковість дозволяє метод генерації ландшафту у вигляді незалежних параметричних шарів.</w:t>
-      </w:r>
-    </w:p>
-    <w:p>
-      <w:pPr>
-        <w:spacing w:after="471" w:line="240" w:lineRule="auto"/>
-        <w:ind w:firstLine="284"/>
-        <w:jc w:val="both"/>
-        <w:rPr>
-          <w:rFonts w:ascii="Times New Roman" w:eastAsia="Times New Roman" w:hAnsi="Times New Roman" w:cs="Times New Roman"/>
-        </w:rPr>
-      </w:pPr>
-      <w:r>
-        <w:rPr>
-          <w:rFonts w:ascii="Times New Roman" w:eastAsia="Times New Roman" w:hAnsi="Times New Roman" w:cs="Times New Roman"/>
-        </w:rPr>
-        <w:t>Ще одним вагомим аспектом є мінімізація затримок (</w:t>
-      </w:r>
-      <w:proofErr w:type="spellStart"/>
-      <w:r>
-        <w:rPr>
-          <w:rFonts w:ascii="Times New Roman" w:eastAsia="Times New Roman" w:hAnsi="Times New Roman" w:cs="Times New Roman"/>
-        </w:rPr>
-        <w:t>latency</w:t>
-      </w:r>
-      <w:proofErr w:type="spellEnd"/>
-      <w:r>
-        <w:rPr>
-          <w:rFonts w:ascii="Times New Roman" w:eastAsia="Times New Roman" w:hAnsi="Times New Roman" w:cs="Times New Roman"/>
-        </w:rPr>
-        <w:t>), що необхідно для підтримання стану психологічного «потоку» (</w:t>
-      </w:r>
-      <w:proofErr w:type="spellStart"/>
-      <w:r>
-        <w:rPr>
-          <w:rFonts w:ascii="Times New Roman" w:eastAsia="Times New Roman" w:hAnsi="Times New Roman" w:cs="Times New Roman"/>
-        </w:rPr>
-        <w:t>flow</w:t>
-      </w:r>
-      <w:proofErr w:type="spellEnd"/>
-      <w:r>
-        <w:rPr>
-          <w:rFonts w:ascii="Times New Roman" w:eastAsia="Times New Roman" w:hAnsi="Times New Roman" w:cs="Times New Roman"/>
-        </w:rPr>
-        <w:t xml:space="preserve">) розробника. Оскільки створення </w:t>
-      </w:r>
-      <w:proofErr w:type="spellStart"/>
-      <w:r>
-        <w:rPr>
-          <w:rFonts w:ascii="Times New Roman" w:eastAsia="Times New Roman" w:hAnsi="Times New Roman" w:cs="Times New Roman"/>
-        </w:rPr>
-        <w:t>високополігональних</w:t>
-      </w:r>
-      <w:proofErr w:type="spellEnd"/>
-      <w:r>
-        <w:rPr>
-          <w:rFonts w:ascii="Times New Roman" w:eastAsia="Times New Roman" w:hAnsi="Times New Roman" w:cs="Times New Roman"/>
-        </w:rPr>
-        <w:t xml:space="preserve"> поверхонь із розрахунком водної та термічної ерозії потребує значних обчислювальних </w:t>
-      </w:r>
-      <w:proofErr w:type="spellStart"/>
-      <w:r>
-        <w:rPr>
-          <w:rFonts w:ascii="Times New Roman" w:eastAsia="Times New Roman" w:hAnsi="Times New Roman" w:cs="Times New Roman"/>
-        </w:rPr>
-        <w:t>потужностей</w:t>
-      </w:r>
-      <w:proofErr w:type="spellEnd"/>
-      <w:r>
-        <w:rPr>
-          <w:rFonts w:ascii="Times New Roman" w:eastAsia="Times New Roman" w:hAnsi="Times New Roman" w:cs="Times New Roman"/>
-        </w:rPr>
-        <w:t xml:space="preserve">, інтерфейс має використовувати підходи прогресивного </w:t>
-      </w:r>
-      <w:proofErr w:type="spellStart"/>
-      <w:r>
-        <w:rPr>
-          <w:rFonts w:ascii="Times New Roman" w:eastAsia="Times New Roman" w:hAnsi="Times New Roman" w:cs="Times New Roman"/>
-        </w:rPr>
-        <w:t>рендерингу</w:t>
-      </w:r>
-      <w:proofErr w:type="spellEnd"/>
-      <w:r>
-        <w:rPr>
-          <w:rFonts w:ascii="Times New Roman" w:eastAsia="Times New Roman" w:hAnsi="Times New Roman" w:cs="Times New Roman"/>
-        </w:rPr>
-        <w:t xml:space="preserve"> для уникнення тривалих зависань. Практично це означає миттєве виведення </w:t>
-      </w:r>
-      <w:proofErr w:type="spellStart"/>
-      <w:r>
-        <w:rPr>
-          <w:rFonts w:ascii="Times New Roman" w:eastAsia="Times New Roman" w:hAnsi="Times New Roman" w:cs="Times New Roman"/>
-        </w:rPr>
-        <w:t>низькополігонального</w:t>
-      </w:r>
-      <w:proofErr w:type="spellEnd"/>
-      <w:r>
-        <w:rPr>
-          <w:rFonts w:ascii="Times New Roman" w:eastAsia="Times New Roman" w:hAnsi="Times New Roman" w:cs="Times New Roman"/>
-        </w:rPr>
-        <w:t xml:space="preserve"> (</w:t>
-      </w:r>
-      <w:proofErr w:type="spellStart"/>
-      <w:r>
-        <w:rPr>
-          <w:rFonts w:ascii="Times New Roman" w:eastAsia="Times New Roman" w:hAnsi="Times New Roman" w:cs="Times New Roman"/>
-        </w:rPr>
-        <w:t>low-poly</w:t>
-      </w:r>
-      <w:proofErr w:type="spellEnd"/>
-      <w:r>
-        <w:rPr>
-          <w:rFonts w:ascii="Times New Roman" w:eastAsia="Times New Roman" w:hAnsi="Times New Roman" w:cs="Times New Roman"/>
-        </w:rPr>
-        <w:t xml:space="preserve">) чорнового варіанта сцени, щоб користувач міг одразу перевірити, чи правильно ШІ зрозумів </w:t>
-      </w:r>
-      <w:proofErr w:type="spellStart"/>
-      <w:r>
-        <w:rPr>
-          <w:rFonts w:ascii="Times New Roman" w:eastAsia="Times New Roman" w:hAnsi="Times New Roman" w:cs="Times New Roman"/>
-        </w:rPr>
-        <w:t>промпт</w:t>
-      </w:r>
-      <w:proofErr w:type="spellEnd"/>
-      <w:r>
-        <w:rPr>
-          <w:rFonts w:ascii="Times New Roman" w:eastAsia="Times New Roman" w:hAnsi="Times New Roman" w:cs="Times New Roman"/>
-        </w:rPr>
-        <w:t xml:space="preserve">. Лише після схвалення ескізу система запускає фонові асинхронні процеси для додавання дрібних деталей, </w:t>
-      </w:r>
-      <w:proofErr w:type="spellStart"/>
-      <w:r>
-        <w:rPr>
-          <w:rFonts w:ascii="Times New Roman" w:eastAsia="Times New Roman" w:hAnsi="Times New Roman" w:cs="Times New Roman"/>
-        </w:rPr>
-        <w:t>текстурування</w:t>
-      </w:r>
-      <w:proofErr w:type="spellEnd"/>
-      <w:r>
-        <w:rPr>
-          <w:rFonts w:ascii="Times New Roman" w:eastAsia="Times New Roman" w:hAnsi="Times New Roman" w:cs="Times New Roman"/>
-        </w:rPr>
-        <w:t xml:space="preserve"> та </w:t>
-      </w:r>
-      <w:proofErr w:type="spellStart"/>
-      <w:r>
-        <w:rPr>
-          <w:rFonts w:ascii="Times New Roman" w:eastAsia="Times New Roman" w:hAnsi="Times New Roman" w:cs="Times New Roman"/>
-        </w:rPr>
-        <w:t>ресурсоємних</w:t>
-      </w:r>
-      <w:proofErr w:type="spellEnd"/>
-      <w:r>
-        <w:rPr>
-          <w:rFonts w:ascii="Times New Roman" w:eastAsia="Times New Roman" w:hAnsi="Times New Roman" w:cs="Times New Roman"/>
-        </w:rPr>
-        <w:t xml:space="preserve"> фізичних симуляцій.</w:t>
-      </w:r>
-    </w:p>
-    <w:p>
-      <w:pPr>
-        <w:spacing w:after="471" w:line="240" w:lineRule="auto"/>
-        <w:ind w:firstLine="284"/>
-        <w:jc w:val="both"/>
-        <w:rPr>
-          <w:rFonts w:ascii="Times New Roman" w:eastAsia="Times New Roman" w:hAnsi="Times New Roman" w:cs="Times New Roman"/>
-        </w:rPr>
-      </w:pPr>
-      <w:r>
-        <w:rPr>
-          <w:rFonts w:ascii="Times New Roman" w:eastAsia="Times New Roman" w:hAnsi="Times New Roman" w:cs="Times New Roman"/>
-        </w:rPr>
-        <w:t xml:space="preserve">Підсумовуючи, можна стверджувати, що залучення LLM до процесів процедурної генерації значно спрощує вхід у професію </w:t>
-      </w:r>
-      <w:proofErr w:type="spellStart"/>
-      <w:r>
-        <w:rPr>
-          <w:rFonts w:ascii="Times New Roman" w:eastAsia="Times New Roman" w:hAnsi="Times New Roman" w:cs="Times New Roman"/>
-        </w:rPr>
-        <w:t>Level</w:t>
-      </w:r>
-      <w:proofErr w:type="spellEnd"/>
-      <w:r>
-        <w:rPr>
-          <w:rFonts w:ascii="Times New Roman" w:eastAsia="Times New Roman" w:hAnsi="Times New Roman" w:cs="Times New Roman"/>
-        </w:rPr>
-        <w:t xml:space="preserve"> </w:t>
-      </w:r>
-      <w:proofErr w:type="spellStart"/>
-      <w:r>
-        <w:rPr>
-          <w:rFonts w:ascii="Times New Roman" w:eastAsia="Times New Roman" w:hAnsi="Times New Roman" w:cs="Times New Roman"/>
-        </w:rPr>
-        <w:t>Design</w:t>
-      </w:r>
-      <w:proofErr w:type="spellEnd"/>
-      <w:r>
-        <w:rPr>
-          <w:rFonts w:ascii="Times New Roman" w:eastAsia="Times New Roman" w:hAnsi="Times New Roman" w:cs="Times New Roman"/>
-        </w:rPr>
-        <w:t xml:space="preserve"> та прискорює створення первинних прототипів локацій. Успішність такого підходу визначається не лише технічними характеристиками </w:t>
-      </w:r>
-      <w:proofErr w:type="spellStart"/>
-      <w:r>
-        <w:rPr>
-          <w:rFonts w:ascii="Times New Roman" w:eastAsia="Times New Roman" w:hAnsi="Times New Roman" w:cs="Times New Roman"/>
-        </w:rPr>
-        <w:t>мовної</w:t>
-      </w:r>
-      <w:proofErr w:type="spellEnd"/>
-      <w:r>
-        <w:rPr>
-          <w:rFonts w:ascii="Times New Roman" w:eastAsia="Times New Roman" w:hAnsi="Times New Roman" w:cs="Times New Roman"/>
-        </w:rPr>
-        <w:t xml:space="preserve"> моделі, а й якістю ергономічних рішень інтерфейсу. Правильно спроєктована система має гарантувати високу гнучкість, надійне збереження контексту та плавну інтеграцію між текстовим керуванням, візуалізацією в реальному часі та класичним ручним редагуванням згенерованого світу</w:t>
-      </w:r>
-      <w:r>
-        <w:rPr>
-          <w:rFonts w:ascii="Times New Roman" w:eastAsia="Times New Roman" w:hAnsi="Times New Roman" w:cs="Times New Roman"/>
-        </w:rPr>
-        <w:t>.</w:t>
-      </w:r>
-    </w:p>
-    <w:p>
-      <w:pPr>
-        <w:spacing w:after="471" w:line="240" w:lineRule="auto"/>
-        <w:ind w:firstLine="284"/>
-        <w:jc w:val="both"/>
-        <w:rPr>
-          <w:rFonts w:ascii="Times New Roman" w:eastAsia="Times New Roman" w:hAnsi="Times New Roman" w:cs="Times New Roman"/>
-        </w:rPr>
-      </w:pPr>
     </w:p>
     <w:p>
       <w:pPr>
@@ -2335,7 +2374,6 @@
         <w:rPr>
           <w:rFonts w:ascii="Times New Roman" w:eastAsia="Times New Roman" w:hAnsi="Times New Roman" w:cs="Times New Roman"/>
         </w:rPr>
-        <w:lastRenderedPageBreak/>
         <w:t>СПИСОК ВИКОРИСТАНОЇ ЛІТЕРАТУРИ</w:t>
       </w:r>
     </w:p>
@@ -2348,24 +2386,18 @@
     </w:p>
     <w:p>
       <w:pPr>
+        <w:pStyle w:val="a3"/>
         <w:widowControl w:val="0"/>
         <w:numPr>
           <w:ilvl w:val="0"/>
-          <w:numId w:val="1"/>
+          <w:numId w:val="3"/>
         </w:numPr>
         <w:spacing w:after="0" w:line="240" w:lineRule="auto"/>
-        <w:contextualSpacing/>
-        <w:rPr>
-          <w:kern w:val="18"/>
-        </w:rPr>
-      </w:pPr>
-      <w:r>
-        <w:rPr>
-          <w:rFonts w:ascii="Times New Roman" w:eastAsia="Times New Roman" w:hAnsi="Times New Roman" w:cs="Times New Roman"/>
-          <w:sz w:val="18"/>
-        </w:rPr>
-        <w:t xml:space="preserve"> </w:t>
-      </w:r>
+        <w:ind w:left="568" w:hanging="284"/>
+        <w:rPr>
+          <w:kern w:val="18"/>
+        </w:rPr>
+      </w:pPr>
       <w:proofErr w:type="spellStart"/>
       <w:r>
         <w:rPr>
@@ -2395,13 +2427,14 @@
     </w:p>
     <w:p>
       <w:pPr>
+        <w:pStyle w:val="a3"/>
         <w:widowControl w:val="0"/>
         <w:numPr>
           <w:ilvl w:val="0"/>
-          <w:numId w:val="1"/>
+          <w:numId w:val="3"/>
         </w:numPr>
-        <w:spacing w:after="252" w:line="240" w:lineRule="auto"/>
-        <w:contextualSpacing/>
+        <w:spacing w:after="0" w:line="240" w:lineRule="auto"/>
+        <w:ind w:left="568" w:hanging="284"/>
         <w:rPr>
           <w:kern w:val="18"/>
         </w:rPr>
@@ -2571,13 +2604,14 @@
     </w:p>
     <w:p>
       <w:pPr>
+        <w:pStyle w:val="a3"/>
         <w:widowControl w:val="0"/>
         <w:numPr>
           <w:ilvl w:val="0"/>
-          <w:numId w:val="1"/>
+          <w:numId w:val="3"/>
         </w:numPr>
-        <w:spacing w:after="252" w:line="240" w:lineRule="auto"/>
-        <w:contextualSpacing/>
+        <w:spacing w:after="0" w:line="240" w:lineRule="auto"/>
+        <w:ind w:left="568" w:hanging="284"/>
         <w:rPr>
           <w:rFonts w:ascii="Times New Roman" w:hAnsi="Times New Roman" w:cs="Times New Roman"/>
           <w:kern w:val="18"/>
@@ -2986,13 +3020,14 @@
     </w:p>
     <w:p>
       <w:pPr>
+        <w:pStyle w:val="a3"/>
         <w:widowControl w:val="0"/>
         <w:numPr>
           <w:ilvl w:val="0"/>
-          <w:numId w:val="1"/>
+          <w:numId w:val="3"/>
         </w:numPr>
-        <w:spacing w:after="252" w:line="240" w:lineRule="auto"/>
-        <w:contextualSpacing/>
+        <w:spacing w:after="0" w:line="240" w:lineRule="auto"/>
+        <w:ind w:left="568" w:hanging="284"/>
         <w:rPr>
           <w:rFonts w:ascii="Times New Roman" w:hAnsi="Times New Roman" w:cs="Times New Roman"/>
           <w:kern w:val="18"/>
@@ -3089,6 +3124,35 @@
           <w:kern w:val="18"/>
           <w:sz w:val="18"/>
           <w:szCs w:val="20"/>
+          <w:lang w:val="en-US"/>
+        </w:rPr>
+      </w:pPr>
+    </w:p>
+    <w:p>
+      <w:pPr>
+        <w:widowControl w:val="0"/>
+        <w:spacing w:after="252" w:line="240" w:lineRule="auto"/>
+        <w:contextualSpacing/>
+        <w:rPr>
+          <w:rFonts w:ascii="Times New Roman" w:hAnsi="Times New Roman" w:cs="Times New Roman"/>
+          <w:kern w:val="18"/>
+          <w:sz w:val="18"/>
+          <w:szCs w:val="20"/>
+          <w:lang w:val="en-US"/>
+        </w:rPr>
+      </w:pPr>
+    </w:p>
+    <w:p>
+      <w:pPr>
+        <w:widowControl w:val="0"/>
+        <w:spacing w:after="252" w:line="240" w:lineRule="auto"/>
+        <w:contextualSpacing/>
+        <w:rPr>
+          <w:rFonts w:ascii="Times New Roman" w:hAnsi="Times New Roman" w:cs="Times New Roman"/>
+          <w:kern w:val="18"/>
+          <w:sz w:val="18"/>
+          <w:szCs w:val="20"/>
+          <w:lang w:val="en-US"/>
         </w:rPr>
       </w:pPr>
     </w:p>
@@ -4048,6 +4112,208 @@
 <file path=word/numbering.xml><?xml version="1.0" encoding="utf-8"?>
 <w:numbering xmlns:wpc="http://schemas.microsoft.com/office/word/2010/wordprocessingCanvas" xmlns:cx="http://schemas.microsoft.com/office/drawing/2014/chartex" xmlns:cx1="http://schemas.microsoft.com/office/drawing/2015/9/8/chartex" xmlns:cx2="http://schemas.microsoft.com/office/drawing/2015/10/21/chartex" xmlns:cx3="http://schemas.microsoft.com/office/drawing/2016/5/9/chartex" xmlns:cx4="http://schemas.microsoft.com/office/drawing/2016/5/10/chartex" xmlns:cx5="http://schemas.microsoft.com/office/drawing/2016/5/11/chartex" xmlns:cx6="http://schemas.microsoft.com/office/drawing/2016/5/12/chartex" xmlns:cx7="http://schemas.microsoft.com/office/drawing/2016/5/13/chartex" xmlns:cx8="http://schemas.microsoft.com/office/drawing/2016/5/14/chartex" xmlns:mc="http://schemas.openxmlformats.org/markup-compatibility/2006" xmlns:aink="http://schemas.microsoft.com/office/drawing/2016/ink" xmlns:am3d="http://schemas.microsoft.com/office/drawing/2017/model3d" xmlns:o="urn:schemas-microsoft-com:office:office" xmlns:oel="http://schemas.microsoft.com/office/2019/extlst" xmlns:r="http://schemas.openxmlformats.org/officeDocument/2006/relationships" xmlns:m="http://schemas.openxmlformats.org/officeDocument/2006/math" xmlns:v="urn:schemas-microsoft-com:vml" xmlns:wp14="http://schemas.microsoft.com/office/word/2010/wordprocessingDrawing" xmlns:wp="http://schemas.openxmlformats.org/drawingml/2006/wordprocessingDrawing" xmlns:w10="urn:schemas-microsoft-com:office:word" xmlns:w="http://schemas.openxmlformats.org/wordprocessingml/2006/main" xmlns:w14="http://schemas.microsoft.com/office/word/2010/wordml" xmlns:w15="http://schemas.microsoft.com/office/word/2012/wordml" xmlns:w16cex="http://schemas.microsoft.com/office/word/2018/wordml/cex" xmlns:w16cid="http://schemas.microsoft.com/office/word/2016/wordml/cid" xmlns:w16="http://schemas.microsoft.com/office/word/2018/wordml" xmlns:w16du="http://schemas.microsoft.com/office/word/2023/wordml/word16du" xmlns:w16sdtdh="http://schemas.microsoft.com/office/word/2020/wordml/sdtdatahash" xmlns:w16sdtfl="http://schemas.microsoft.com/office/word/2024/wordml/sdtformatlock" xmlns:w16se="http://schemas.microsoft.com/office/word/2015/wordml/symex" xmlns:wpg="http://schemas.microsoft.com/office/word/2010/wordprocessingGroup" xmlns:wpi="http://schemas.microsoft.com/office/word/2010/wordprocessingInk" xmlns:wne="http://schemas.microsoft.com/office/word/2006/wordml" xmlns:wps="http://schemas.microsoft.com/office/word/2010/wordprocessingShape" mc:Ignorable="w14 w15 w16se w16cid w16 w16cex w16sdtdh w16sdtfl w16du wp14">
   <w:abstractNum w:abstractNumId="0" w15:restartNumberingAfterBreak="0">
+    <w:nsid w:val="37795563"/>
+    <w:multiLevelType w:val="hybridMultilevel"/>
+    <w:tmpl w:val="95902784"/>
+    <w:lvl w:ilvl="0" w:tplc="F702C3E0">
+      <w:start w:val="1"/>
+      <w:numFmt w:val="decimal"/>
+      <w:lvlText w:val="%1."/>
+      <w:lvlJc w:val="left"/>
+      <w:pPr>
+        <w:ind w:left="567" w:hanging="283"/>
+      </w:pPr>
+      <w:rPr>
+        <w:rFonts w:hint="default"/>
+      </w:rPr>
+    </w:lvl>
+    <w:lvl w:ilvl="1" w:tplc="04220019" w:tentative="1">
+      <w:start w:val="1"/>
+      <w:numFmt w:val="lowerLetter"/>
+      <w:lvlText w:val="%2."/>
+      <w:lvlJc w:val="left"/>
+      <w:pPr>
+        <w:ind w:left="1497" w:hanging="360"/>
+      </w:pPr>
+    </w:lvl>
+    <w:lvl w:ilvl="2" w:tplc="0422001B" w:tentative="1">
+      <w:start w:val="1"/>
+      <w:numFmt w:val="lowerRoman"/>
+      <w:lvlText w:val="%3."/>
+      <w:lvlJc w:val="right"/>
+      <w:pPr>
+        <w:ind w:left="2217" w:hanging="180"/>
+      </w:pPr>
+    </w:lvl>
+    <w:lvl w:ilvl="3" w:tplc="0422000F" w:tentative="1">
+      <w:start w:val="1"/>
+      <w:numFmt w:val="decimal"/>
+      <w:lvlText w:val="%4."/>
+      <w:lvlJc w:val="left"/>
+      <w:pPr>
+        <w:ind w:left="2937" w:hanging="360"/>
+      </w:pPr>
+    </w:lvl>
+    <w:lvl w:ilvl="4" w:tplc="04220019" w:tentative="1">
+      <w:start w:val="1"/>
+      <w:numFmt w:val="lowerLetter"/>
+      <w:lvlText w:val="%5."/>
+      <w:lvlJc w:val="left"/>
+      <w:pPr>
+        <w:ind w:left="3657" w:hanging="360"/>
+      </w:pPr>
+    </w:lvl>
+    <w:lvl w:ilvl="5" w:tplc="0422001B" w:tentative="1">
+      <w:start w:val="1"/>
+      <w:numFmt w:val="lowerRoman"/>
+      <w:lvlText w:val="%6."/>
+      <w:lvlJc w:val="right"/>
+      <w:pPr>
+        <w:ind w:left="4377" w:hanging="180"/>
+      </w:pPr>
+    </w:lvl>
+    <w:lvl w:ilvl="6" w:tplc="0422000F" w:tentative="1">
+      <w:start w:val="1"/>
+      <w:numFmt w:val="decimal"/>
+      <w:lvlText w:val="%7."/>
+      <w:lvlJc w:val="left"/>
+      <w:pPr>
+        <w:ind w:left="5097" w:hanging="360"/>
+      </w:pPr>
+    </w:lvl>
+    <w:lvl w:ilvl="7" w:tplc="04220019" w:tentative="1">
+      <w:start w:val="1"/>
+      <w:numFmt w:val="lowerLetter"/>
+      <w:lvlText w:val="%8."/>
+      <w:lvlJc w:val="left"/>
+      <w:pPr>
+        <w:ind w:left="5817" w:hanging="360"/>
+      </w:pPr>
+    </w:lvl>
+    <w:lvl w:ilvl="8" w:tplc="0422001B" w:tentative="1">
+      <w:start w:val="1"/>
+      <w:numFmt w:val="lowerRoman"/>
+      <w:lvlText w:val="%9."/>
+      <w:lvlJc w:val="right"/>
+      <w:pPr>
+        <w:ind w:left="6537" w:hanging="180"/>
+      </w:pPr>
+    </w:lvl>
+  </w:abstractNum>
+  <w:abstractNum w:abstractNumId="1" w15:restartNumberingAfterBreak="0">
+    <w:nsid w:val="455F002E"/>
+    <w:multiLevelType w:val="hybridMultilevel"/>
+    <w:tmpl w:val="078E50C2"/>
+    <w:lvl w:ilvl="0" w:tplc="04220001">
+      <w:start w:val="1"/>
+      <w:numFmt w:val="bullet"/>
+      <w:lvlText w:val=""/>
+      <w:lvlJc w:val="left"/>
+      <w:pPr>
+        <w:ind w:left="777" w:hanging="360"/>
+      </w:pPr>
+      <w:rPr>
+        <w:rFonts w:ascii="Symbol" w:hAnsi="Symbol" w:hint="default"/>
+      </w:rPr>
+    </w:lvl>
+    <w:lvl w:ilvl="1" w:tplc="04220003" w:tentative="1">
+      <w:start w:val="1"/>
+      <w:numFmt w:val="bullet"/>
+      <w:lvlText w:val="o"/>
+      <w:lvlJc w:val="left"/>
+      <w:pPr>
+        <w:ind w:left="1497" w:hanging="360"/>
+      </w:pPr>
+      <w:rPr>
+        <w:rFonts w:ascii="Courier New" w:hAnsi="Courier New" w:cs="Courier New" w:hint="default"/>
+      </w:rPr>
+    </w:lvl>
+    <w:lvl w:ilvl="2" w:tplc="04220005" w:tentative="1">
+      <w:start w:val="1"/>
+      <w:numFmt w:val="bullet"/>
+      <w:lvlText w:val=""/>
+      <w:lvlJc w:val="left"/>
+      <w:pPr>
+        <w:ind w:left="2217" w:hanging="360"/>
+      </w:pPr>
+      <w:rPr>
+        <w:rFonts w:ascii="Wingdings" w:hAnsi="Wingdings" w:hint="default"/>
+      </w:rPr>
+    </w:lvl>
+    <w:lvl w:ilvl="3" w:tplc="04220001" w:tentative="1">
+      <w:start w:val="1"/>
+      <w:numFmt w:val="bullet"/>
+      <w:lvlText w:val=""/>
+      <w:lvlJc w:val="left"/>
+      <w:pPr>
+        <w:ind w:left="2937" w:hanging="360"/>
+      </w:pPr>
+      <w:rPr>
+        <w:rFonts w:ascii="Symbol" w:hAnsi="Symbol" w:hint="default"/>
+      </w:rPr>
+    </w:lvl>
+    <w:lvl w:ilvl="4" w:tplc="04220003" w:tentative="1">
+      <w:start w:val="1"/>
+      <w:numFmt w:val="bullet"/>
+      <w:lvlText w:val="o"/>
+      <w:lvlJc w:val="left"/>
+      <w:pPr>
+        <w:ind w:left="3657" w:hanging="360"/>
+      </w:pPr>
+      <w:rPr>
+        <w:rFonts w:ascii="Courier New" w:hAnsi="Courier New" w:cs="Courier New" w:hint="default"/>
+      </w:rPr>
+    </w:lvl>
+    <w:lvl w:ilvl="5" w:tplc="04220005" w:tentative="1">
+      <w:start w:val="1"/>
+      <w:numFmt w:val="bullet"/>
+      <w:lvlText w:val=""/>
+      <w:lvlJc w:val="left"/>
+      <w:pPr>
+        <w:ind w:left="4377" w:hanging="360"/>
+      </w:pPr>
+      <w:rPr>
+        <w:rFonts w:ascii="Wingdings" w:hAnsi="Wingdings" w:hint="default"/>
+      </w:rPr>
+    </w:lvl>
+    <w:lvl w:ilvl="6" w:tplc="04220001" w:tentative="1">
+      <w:start w:val="1"/>
+      <w:numFmt w:val="bullet"/>
+      <w:lvlText w:val=""/>
+      <w:lvlJc w:val="left"/>
+      <w:pPr>
+        <w:ind w:left="5097" w:hanging="360"/>
+      </w:pPr>
+      <w:rPr>
+        <w:rFonts w:ascii="Symbol" w:hAnsi="Symbol" w:hint="default"/>
+      </w:rPr>
+    </w:lvl>
+    <w:lvl w:ilvl="7" w:tplc="04220003" w:tentative="1">
+      <w:start w:val="1"/>
+      <w:numFmt w:val="bullet"/>
+      <w:lvlText w:val="o"/>
+      <w:lvlJc w:val="left"/>
+      <w:pPr>
+        <w:ind w:left="5817" w:hanging="360"/>
+      </w:pPr>
+      <w:rPr>
+        <w:rFonts w:ascii="Courier New" w:hAnsi="Courier New" w:cs="Courier New" w:hint="default"/>
+      </w:rPr>
+    </w:lvl>
+    <w:lvl w:ilvl="8" w:tplc="04220005" w:tentative="1">
+      <w:start w:val="1"/>
+      <w:numFmt w:val="bullet"/>
+      <w:lvlText w:val=""/>
+      <w:lvlJc w:val="left"/>
+      <w:pPr>
+        <w:ind w:left="6537" w:hanging="360"/>
+      </w:pPr>
+      <w:rPr>
+        <w:rFonts w:ascii="Wingdings" w:hAnsi="Wingdings" w:hint="default"/>
+      </w:rPr>
+    </w:lvl>
+  </w:abstractNum>
+  <w:abstractNum w:abstractNumId="2" w15:restartNumberingAfterBreak="0">
     <w:nsid w:val="6D63336D"/>
     <w:multiLevelType w:val="hybridMultilevel"/>
     <w:tmpl w:val="404E3BFA"/>
@@ -4261,6 +4527,12 @@
     </w:lvl>
   </w:abstractNum>
   <w:num w:numId="1" w16cid:durableId="447891944">
+    <w:abstractNumId w:val="2"/>
+  </w:num>
+  <w:num w:numId="2" w16cid:durableId="1281181248">
+    <w:abstractNumId w:val="1"/>
+  </w:num>
+  <w:num w:numId="3" w16cid:durableId="745567684">
     <w:abstractNumId w:val="0"/>
   </w:num>
 </w:numbering>
@@ -4698,6 +4970,7 @@
   <w:style w:type="character" w:default="1" w:styleId="a0">
     <w:name w:val="Default Paragraph Font"/>
     <w:uiPriority w:val="1"/>
+    <w:semiHidden/>
     <w:unhideWhenUsed/>
   </w:style>
   <w:style w:type="table" w:default="1" w:styleId="a1">
